--- a/Computer Engineering, Software Engineering, Computer systems & their softwares/Annexes/Annex №19 Faculty Council Meeting Protocol/3. Minutes No.1 - 27 August 2025 (EN).docx
+++ b/Computer Engineering, Software Engineering, Computer systems & their softwares/Annexes/Annex №19 Faculty Council Meeting Protocol/3. Minutes No.1 - 27 August 2025 (EN).docx
@@ -1,40 +1,5 @@
 
-<file path=docProps\app.xml><?xml version="1.0" encoding="utf-8"?>
-<Properties xmlns="http://schemas.openxmlformats.org/officeDocument/2006/extended-properties" xmlns:vt="http://schemas.openxmlformats.org/officeDocument/2006/docPropsVTypes">
-  <Template>Normal</Template>
-  <TotalTime>3</TotalTime>
-  <Pages>3</Pages>
-  <Words>957</Words>
-  <Characters>5460</Characters>
-  <Application>Microsoft Office Word</Application>
-  <DocSecurity>0</DocSecurity>
-  <Lines>45</Lines>
-  <Paragraphs>12</Paragraphs>
-  <ScaleCrop>false</ScaleCrop>
-  <Company/>
-  <LinksUpToDate>false</LinksUpToDate>
-  <CharactersWithSpaces>6405</CharactersWithSpaces>
-  <SharedDoc>false</SharedDoc>
-  <HyperlinksChanged>false</HyperlinksChanged>
-  <AppVersion>15.0000</AppVersion>
-</Properties>
-</file>
-
-<file path=docProps\core.xml><?xml version="1.0" encoding="utf-8"?>
-<cp:coreProperties xmlns:cp="http://schemas.openxmlformats.org/package/2006/metadata/core-properties" xmlns:dc="http://purl.org/dc/elements/1.1/" xmlns:dcterms="http://purl.org/dc/terms/" xmlns:dcmitype="http://purl.org/dc/dcmitype/" xmlns:xsi="http://www.w3.org/2001/XMLSchema-instance">
-  <dc:title/>
-  <dc:subject/>
-  <dc:creator>Пользователь</dc:creator>
-  <cp:keywords/>
-  <dc:description/>
-  <cp:lastModifiedBy>Baxtiyor</cp:lastModifiedBy>
-  <cp:revision>18</cp:revision>
-  <dcterms:created xsi:type="dcterms:W3CDTF">2026-09-19T12:33:00Z</dcterms:created>
-  <dcterms:modified xsi:type="dcterms:W3CDTF">2026-09-20T11:07:00Z</dcterms:modified>
-</cp:coreProperties>
-</file>
-
-<file path=word\document.xml><?xml version="1.0" encoding="utf-8"?>
+<file path=word/document.xml><?xml version="1.0" encoding="utf-8"?>
 <w:document xmlns:wpc="http://schemas.microsoft.com/office/word/2010/wordprocessingCanvas" xmlns:mc="http://schemas.openxmlformats.org/markup-compatibility/2006" xmlns:o="urn:schemas-microsoft-com:office:office" xmlns:r="http://schemas.openxmlformats.org/officeDocument/2006/relationships" xmlns:m="http://schemas.openxmlformats.org/officeDocument/2006/math" xmlns:v="urn:schemas-microsoft-com:vml" xmlns:wp14="http://schemas.microsoft.com/office/word/2010/wordprocessingDrawing" xmlns:wp="http://schemas.openxmlformats.org/drawingml/2006/wordprocessingDrawing" xmlns:w10="urn:schemas-microsoft-com:office:word" xmlns:w="http://schemas.openxmlformats.org/wordprocessingml/2006/main" xmlns:w14="http://schemas.microsoft.com/office/word/2010/wordml" xmlns:w15="http://schemas.microsoft.com/office/word/2012/wordml" xmlns:wpg="http://schemas.microsoft.com/office/word/2010/wordprocessingGroup" xmlns:wpi="http://schemas.microsoft.com/office/word/2010/wordprocessingInk" xmlns:wne="http://schemas.microsoft.com/office/word/2006/wordml" xmlns:wps="http://schemas.microsoft.com/office/word/2010/wordprocessingShape" mc:Ignorable="w14 w15 wp14">
   <w:body>
     <w:p>
@@ -60,9 +25,9 @@
           <w:szCs w:val="28"/>
           <w:lang w:val="en-US" w:eastAsia="ru-RU"/>
         </w:rPr>
-        <w:t>TERMEZ STATE UNIVERSITY</w:t>
+        <w:t>TERMIZ DAVLAT UNIVERSITETI</w:t>
         <w:br/>
-        <w:t>FACULTY OF INFORMATION TECHNOLOGIES</w:t>
+        <w:t>AXBOROT TEXNOLOGIYALARI FAKULTETI</w:t>
       </w:r>
     </w:p>
     <w:p>
@@ -90,7 +55,7 @@
           <w:szCs w:val="28"/>
           <w:lang w:val="en-US" w:eastAsia="ru-RU"/>
         </w:rPr>
-        <w:t>MINUTES OF THE MEETING OF THE FACULTY COUNCIL</w:t>
+        <w:t>FAKULTET KENGASHI YIG'ILISHI BAYONNOMASI</w:t>
       </w:r>
     </w:p>
     <w:p>
@@ -118,315 +83,313 @@
           <w:szCs w:val="28"/>
           <w:lang w:val="en-US" w:eastAsia="ru-RU"/>
         </w:rPr>
-        <w:t>MINUTES No. 1</w:t>
-      </w:r>
-    </w:p>
-    <w:p>
-      <w:pPr>
-        <w:pStyle w:val="a5"/>
-        <w:ind w:firstLine="426"/>
-        <w:jc w:val="both"/>
-        <w:rPr>
-          <w:rFonts w:ascii="Times New Roman" w:hAnsi="Times New Roman" w:cs="Times New Roman"/>
-          <w:sz w:val="28"/>
-          <w:szCs w:val="28"/>
-          <w:lang w:val="en-US" w:eastAsia="ru-RU"/>
-        </w:rPr>
-      </w:pPr>
-      <w:r>
-        <w:rPr>
-          <w:rFonts w:ascii="Times New Roman" w:hAnsi="Times New Roman" w:cs="Times New Roman"/>
-          <w:b/>
-          <w:sz w:val="28"/>
-          <w:szCs w:val="28"/>
-          <w:lang w:val="en-US" w:eastAsia="ru-RU"/>
-        </w:rPr>
-        <w:t>27 August 2025</w:t>
-      </w:r>
-      <w:r>
-        <w:rPr>
-          <w:rFonts w:ascii="Times New Roman" w:hAnsi="Times New Roman" w:cs="Times New Roman"/>
-          <w:sz w:val="28"/>
-          <w:szCs w:val="28"/>
-          <w:lang w:val="en-US" w:eastAsia="ru-RU"/>
-        </w:rPr>
+        <w:t>BAYONNOMA № 1</w:t>
+      </w:r>
+    </w:p>
+    <w:p>
+      <w:pPr>
+        <w:pStyle w:val="a5"/>
+        <w:ind w:firstLine="426"/>
+        <w:jc w:val="both"/>
+        <w:rPr>
+          <w:rFonts w:ascii="Times New Roman" w:hAnsi="Times New Roman" w:cs="Times New Roman"/>
+          <w:sz w:val="28"/>
+          <w:szCs w:val="28"/>
+          <w:lang w:val="en-US" w:eastAsia="ru-RU"/>
+        </w:rPr>
+      </w:pPr>
+      <w:r>
+        <w:rPr>
+          <w:rFonts w:ascii="Times New Roman" w:hAnsi="Times New Roman" w:cs="Times New Roman"/>
+          <w:b/>
+          <w:sz w:val="28"/>
+          <w:szCs w:val="28"/>
+          <w:lang w:val="en-US" w:eastAsia="ru-RU"/>
+        </w:rPr>
+        <w:t>2025-yil 27-avgust</w:t>
         <w:br/>
-      </w:r>
-      <w:r>
-        <w:rPr>
-          <w:rFonts w:ascii="Times New Roman" w:hAnsi="Times New Roman" w:cs="Times New Roman"/>
-          <w:b/>
-          <w:sz w:val="28"/>
-          <w:szCs w:val="28"/>
-          <w:lang w:val="en-US" w:eastAsia="ru-RU"/>
-        </w:rPr>
-        <w:t xml:space="preserve">Termez city</w:t>
-      </w:r>
-    </w:p>
-    <w:p>
-      <w:pPr>
-        <w:pStyle w:val="a5"/>
-        <w:ind w:firstLine="426"/>
-        <w:jc w:val="both"/>
-        <w:rPr>
-          <w:rFonts w:ascii="Times New Roman" w:hAnsi="Times New Roman" w:cs="Times New Roman"/>
-          <w:sz w:val="28"/>
-          <w:szCs w:val="28"/>
-          <w:lang w:val="en-US" w:eastAsia="ru-RU"/>
-        </w:rPr>
-      </w:pPr>
-      <w:r>
-        <w:rPr>
-          <w:rFonts w:ascii="Times New Roman" w:hAnsi="Times New Roman" w:cs="Times New Roman"/>
-          <w:b/>
-          <w:sz w:val="28"/>
-          <w:szCs w:val="28"/>
-          <w:lang w:val="en-US" w:eastAsia="ru-RU"/>
-        </w:rPr>
-        <w:t xml:space="preserve">Chairperson:</w:t>
-      </w:r>
-      <w:r>
-        <w:rPr>
-          <w:rFonts w:ascii="Times New Roman" w:hAnsi="Times New Roman" w:cs="Times New Roman"/>
-          <w:sz w:val="28"/>
-          <w:szCs w:val="28"/>
-          <w:lang w:val="en-US" w:eastAsia="ru-RU"/>
-        </w:rPr>
-        <w:t xml:space="preserve"> Djumayev Farrukh Toshmuratovich – Dean of the Faculty of Information Technologies, Chairperson of the Faculty Council.</w:t>
-      </w:r>
-    </w:p>
-    <w:p>
-      <w:pPr>
-        <w:pStyle w:val="a5"/>
-        <w:ind w:firstLine="426"/>
-        <w:jc w:val="both"/>
-        <w:rPr>
-          <w:rFonts w:ascii="Times New Roman" w:hAnsi="Times New Roman" w:cs="Times New Roman"/>
-          <w:sz w:val="28"/>
-          <w:szCs w:val="28"/>
-          <w:lang w:val="en-US" w:eastAsia="ru-RU"/>
-        </w:rPr>
-      </w:pPr>
-      <w:r>
-        <w:rPr>
-          <w:rFonts w:ascii="Times New Roman" w:hAnsi="Times New Roman" w:cs="Times New Roman"/>
-          <w:b/>
-          <w:sz w:val="28"/>
-          <w:szCs w:val="28"/>
-          <w:lang w:val="en-US" w:eastAsia="ru-RU"/>
-        </w:rPr>
-        <w:t xml:space="preserve">Secretary:</w:t>
-      </w:r>
-      <w:r>
-        <w:rPr>
-          <w:rFonts w:ascii="Times New Roman" w:hAnsi="Times New Roman" w:cs="Times New Roman"/>
-          <w:sz w:val="28"/>
-          <w:szCs w:val="28"/>
-          <w:lang w:val="en-US" w:eastAsia="ru-RU"/>
-        </w:rPr>
-        <w:t xml:space="preserve"> Abdullayev Bakhtiyor Panji o'g'li – Senior Lecturer, Department of Mathematical Modeling and Computer Sciences.</w:t>
-      </w:r>
-    </w:p>
-    <w:p>
-      <w:pPr>
-        <w:pStyle w:val="a5"/>
-        <w:ind w:firstLine="426"/>
-        <w:jc w:val="both"/>
-        <w:rPr>
-          <w:rFonts w:ascii="Times New Roman" w:hAnsi="Times New Roman" w:cs="Times New Roman"/>
-          <w:b/>
-          <w:sz w:val="28"/>
-          <w:szCs w:val="28"/>
-          <w:lang w:val="en-US" w:eastAsia="ru-RU"/>
-        </w:rPr>
-      </w:pPr>
-      <w:r>
-        <w:rPr>
-          <w:rFonts w:ascii="Times New Roman" w:hAnsi="Times New Roman" w:cs="Times New Roman"/>
-          <w:b/>
-          <w:sz w:val="28"/>
-          <w:szCs w:val="28"/>
-          <w:lang w:val="en-US" w:eastAsia="ru-RU"/>
-        </w:rPr>
-        <w:t>Present:</w:t>
-      </w:r>
-    </w:p>
-    <w:p>
-      <w:pPr>
-        <w:pStyle w:val="a5"/>
-        <w:ind w:firstLine="426"/>
-        <w:jc w:val="both"/>
-        <w:rPr>
-          <w:rFonts w:ascii="Times New Roman" w:hAnsi="Times New Roman" w:cs="Times New Roman"/>
-          <w:sz w:val="28"/>
-          <w:szCs w:val="28"/>
-          <w:lang w:val="en-US" w:eastAsia="ru-RU"/>
-        </w:rPr>
-      </w:pPr>
-      <w:r>
-        <w:rPr>
-          <w:rFonts w:ascii="Times New Roman" w:hAnsi="Times New Roman" w:cs="Times New Roman"/>
-          <w:sz w:val="28"/>
-          <w:szCs w:val="28"/>
-          <w:lang w:val="en-US" w:eastAsia="ru-RU"/>
-        </w:rPr>
-        <w:t xml:space="preserve">Members of the Faculty Council: Djumayev F.T., Abdullayev B.P., Makhmudov T.D., Abdullayev M.K., Babakulova D.I., G'ulomqodirov K.A., Yuldashev Sh.M., Jo'rayev O.A., Normurodov Ch.B., Khatamov O.Q., Choriyev I.K., Amirov S.T., Khushvaqtov U.Kh., Nazarova M.B., Mamataliyev H.B., Jurayev J.R., Sattorov B.R., Karshiyev S.E., Hakimov S.T., Eshpo'latov M., Egamberdiyev A.J., Mamatmurodova N.A.</w:t>
-      </w:r>
-    </w:p>
-    <w:p>
-      <w:pPr>
-        <w:pStyle w:val="a5"/>
-        <w:ind w:firstLine="426"/>
-        <w:jc w:val="both"/>
-        <w:rPr>
-          <w:rFonts w:ascii="Times New Roman" w:hAnsi="Times New Roman" w:cs="Times New Roman"/>
-          <w:b/>
-          <w:sz w:val="28"/>
-          <w:szCs w:val="28"/>
-          <w:lang w:val="en-US" w:eastAsia="ru-RU"/>
-        </w:rPr>
-      </w:pPr>
-      <w:r>
-        <w:rPr>
-          <w:rFonts w:ascii="Times New Roman" w:hAnsi="Times New Roman" w:cs="Times New Roman"/>
-          <w:b/>
-          <w:sz w:val="28"/>
-          <w:szCs w:val="28"/>
-          <w:lang w:val="en-US" w:eastAsia="ru-RU"/>
-        </w:rPr>
-        <w:t>AGENDA:</w:t>
-      </w:r>
-    </w:p>
-    <w:p>
-      <w:pPr>
-        <w:pStyle w:val="a5"/>
-        <w:ind w:firstLine="426"/>
-        <w:jc w:val="both"/>
-        <w:rPr>
-          <w:rFonts w:ascii="Times New Roman" w:hAnsi="Times New Roman" w:cs="Times New Roman"/>
-          <w:sz w:val="28"/>
-          <w:szCs w:val="28"/>
-          <w:lang w:val="en-US" w:eastAsia="ru-RU"/>
-        </w:rPr>
-      </w:pPr>
-      <w:r>
-        <w:rPr>
-          <w:rFonts w:ascii="Times New Roman" w:hAnsi="Times New Roman" w:cs="Times New Roman"/>
-          <w:sz w:val="28"/>
-          <w:szCs w:val="28"/>
-          <w:lang w:val="en-US" w:eastAsia="ru-RU"/>
-        </w:rPr>
-        <w:t xml:space="preserve">On the implementation at the faculty of the resolutions of the University Council, and the orders and instructions of the Ministry and the Rector.</w:t>
-      </w:r>
-    </w:p>
-    <w:p>
-      <w:pPr>
-        <w:pStyle w:val="a5"/>
-        <w:ind w:firstLine="426"/>
-        <w:jc w:val="both"/>
-        <w:rPr>
-          <w:rFonts w:ascii="Times New Roman" w:hAnsi="Times New Roman" w:cs="Times New Roman"/>
-          <w:sz w:val="28"/>
-          <w:szCs w:val="28"/>
-          <w:lang w:val="en-US" w:eastAsia="ru-RU"/>
-        </w:rPr>
-      </w:pPr>
-      <w:r>
-        <w:rPr>
-          <w:rFonts w:ascii="Times New Roman" w:hAnsi="Times New Roman" w:cs="Times New Roman"/>
-          <w:sz w:val="28"/>
-          <w:szCs w:val="28"/>
-          <w:lang w:val="en-US" w:eastAsia="ru-RU"/>
-        </w:rPr>
-        <w:t xml:space="preserve">On preparation for the 2025/2026 academic year, organization of the educational process, and formation of the teaching load of faculty members.</w:t>
-      </w:r>
-    </w:p>
-    <w:p>
-      <w:pPr>
-        <w:pStyle w:val="a5"/>
-        <w:ind w:firstLine="426"/>
-        <w:jc w:val="both"/>
-        <w:rPr>
-          <w:rFonts w:ascii="Times New Roman" w:hAnsi="Times New Roman" w:cs="Times New Roman"/>
-          <w:sz w:val="28"/>
-          <w:szCs w:val="28"/>
-          <w:lang w:val="en-US" w:eastAsia="ru-RU"/>
-        </w:rPr>
-      </w:pPr>
-      <w:r>
-        <w:rPr>
-          <w:rFonts w:ascii="Times New Roman" w:hAnsi="Times New Roman" w:cs="Times New Roman"/>
-          <w:sz w:val="28"/>
-          <w:szCs w:val="28"/>
-          <w:lang w:val="en-US" w:eastAsia="ru-RU"/>
-        </w:rPr>
-        <w:t xml:space="preserve">Approval of the Faculty Council's work plan and membership for the 2025/2026 academic year.</w:t>
-      </w:r>
-    </w:p>
-    <w:p>
-      <w:pPr>
-        <w:pStyle w:val="a5"/>
-        <w:ind w:firstLine="426"/>
-        <w:jc w:val="both"/>
-        <w:rPr>
-          <w:rFonts w:ascii="Times New Roman" w:hAnsi="Times New Roman" w:cs="Times New Roman"/>
-          <w:sz w:val="28"/>
-          <w:szCs w:val="28"/>
-          <w:lang w:val="en-US" w:eastAsia="ru-RU"/>
-        </w:rPr>
-      </w:pPr>
-      <w:r>
-        <w:rPr>
-          <w:rFonts w:ascii="Times New Roman" w:hAnsi="Times New Roman" w:cs="Times New Roman"/>
-          <w:sz w:val="28"/>
-          <w:szCs w:val="28"/>
-          <w:lang w:val="en-US" w:eastAsia="ru-RU"/>
-        </w:rPr>
-        <w:t xml:space="preserve">Review and approval of working curricula and elective course programs for educational programs.</w:t>
-      </w:r>
-    </w:p>
-    <w:p>
-      <w:pPr>
-        <w:pStyle w:val="a5"/>
-        <w:ind w:firstLine="426"/>
-        <w:jc w:val="both"/>
-        <w:rPr>
-          <w:rFonts w:ascii="Times New Roman" w:hAnsi="Times New Roman" w:cs="Times New Roman"/>
-          <w:sz w:val="28"/>
-          <w:szCs w:val="28"/>
-          <w:lang w:val="en-US" w:eastAsia="ru-RU"/>
-        </w:rPr>
-      </w:pPr>
-      <w:r>
-        <w:rPr>
-          <w:rFonts w:ascii="Times New Roman" w:hAnsi="Times New Roman" w:cs="Times New Roman"/>
-          <w:sz w:val="28"/>
-          <w:szCs w:val="28"/>
-          <w:lang w:val="en-US" w:eastAsia="ru-RU"/>
-        </w:rPr>
-        <w:t xml:space="preserve">Taking into account the proposals of employers, former graduates, and students in forming elective courses.</w:t>
-      </w:r>
-    </w:p>
-    <w:p>
-      <w:pPr>
-        <w:pStyle w:val="a5"/>
-        <w:ind w:firstLine="426"/>
-        <w:jc w:val="both"/>
-        <w:rPr>
-          <w:rFonts w:ascii="Times New Roman" w:hAnsi="Times New Roman" w:cs="Times New Roman"/>
-          <w:sz w:val="28"/>
-          <w:szCs w:val="28"/>
-          <w:lang w:val="en-US" w:eastAsia="ru-RU"/>
-        </w:rPr>
-      </w:pPr>
-      <w:r>
-        <w:rPr>
-          <w:rFonts w:ascii="Times New Roman" w:hAnsi="Times New Roman" w:cs="Times New Roman"/>
-          <w:sz w:val="28"/>
-          <w:szCs w:val="28"/>
-          <w:lang w:val="en-US" w:eastAsia="ru-RU"/>
-        </w:rPr>
-        <w:t xml:space="preserve">Miscellaneous matters.</w:t>
+        <w:t>Termiz shahri</w:t>
+      </w:r>
+      <w:r>
+        <w:rPr>
+          <w:rFonts w:ascii="Times New Roman" w:hAnsi="Times New Roman" w:cs="Times New Roman"/>
+          <w:sz w:val="28"/>
+          <w:szCs w:val="28"/>
+          <w:lang w:val="en-US" w:eastAsia="ru-RU"/>
+        </w:rPr>
+      </w:r>
+      <w:r>
+        <w:rPr>
+          <w:rFonts w:ascii="Times New Roman" w:hAnsi="Times New Roman" w:cs="Times New Roman"/>
+          <w:b/>
+          <w:sz w:val="28"/>
+          <w:szCs w:val="28"/>
+          <w:lang w:val="en-US" w:eastAsia="ru-RU"/>
+        </w:rPr>
+      </w:r>
+    </w:p>
+    <w:p>
+      <w:pPr>
+        <w:pStyle w:val="a5"/>
+        <w:ind w:firstLine="426"/>
+        <w:jc w:val="both"/>
+        <w:rPr>
+          <w:rFonts w:ascii="Times New Roman" w:hAnsi="Times New Roman" w:cs="Times New Roman"/>
+          <w:sz w:val="28"/>
+          <w:szCs w:val="28"/>
+          <w:lang w:val="en-US" w:eastAsia="ru-RU"/>
+        </w:rPr>
+      </w:pPr>
+      <w:r>
+        <w:rPr>
+          <w:rFonts w:ascii="Times New Roman" w:hAnsi="Times New Roman" w:cs="Times New Roman"/>
+          <w:b/>
+          <w:sz w:val="28"/>
+          <w:szCs w:val="28"/>
+          <w:lang w:val="en-US" w:eastAsia="ru-RU"/>
+        </w:rPr>
+        <w:t>Rais: Djumayev Farrux Toshmuratovich – Axborot texnologiyalari fakulteti dekani, Fakultet kengashi raisi.</w:t>
+      </w:r>
+      <w:r>
+        <w:rPr>
+          <w:rFonts w:ascii="Times New Roman" w:hAnsi="Times New Roman" w:cs="Times New Roman"/>
+          <w:sz w:val="28"/>
+          <w:szCs w:val="28"/>
+          <w:lang w:val="en-US" w:eastAsia="ru-RU"/>
+        </w:rPr>
+      </w:r>
+    </w:p>
+    <w:p>
+      <w:pPr>
+        <w:pStyle w:val="a5"/>
+        <w:ind w:firstLine="426"/>
+        <w:jc w:val="both"/>
+        <w:rPr>
+          <w:rFonts w:ascii="Times New Roman" w:hAnsi="Times New Roman" w:cs="Times New Roman"/>
+          <w:sz w:val="28"/>
+          <w:szCs w:val="28"/>
+          <w:lang w:val="en-US" w:eastAsia="ru-RU"/>
+        </w:rPr>
+      </w:pPr>
+      <w:r>
+        <w:rPr>
+          <w:rFonts w:ascii="Times New Roman" w:hAnsi="Times New Roman" w:cs="Times New Roman"/>
+          <w:b/>
+          <w:sz w:val="28"/>
+          <w:szCs w:val="28"/>
+          <w:lang w:val="en-US" w:eastAsia="ru-RU"/>
+        </w:rPr>
+        <w:t>Kotib: Abdullayev Baxtiyor Panji o'g'li – Matematik modellashtirish va kompyuter fanlari kafedrasi katta o'qituvchisi.</w:t>
+      </w:r>
+      <w:r>
+        <w:rPr>
+          <w:rFonts w:ascii="Times New Roman" w:hAnsi="Times New Roman" w:cs="Times New Roman"/>
+          <w:sz w:val="28"/>
+          <w:szCs w:val="28"/>
+          <w:lang w:val="en-US" w:eastAsia="ru-RU"/>
+        </w:rPr>
+      </w:r>
+    </w:p>
+    <w:p>
+      <w:pPr>
+        <w:pStyle w:val="a5"/>
+        <w:ind w:firstLine="426"/>
+        <w:jc w:val="both"/>
+        <w:rPr>
+          <w:rFonts w:ascii="Times New Roman" w:hAnsi="Times New Roman" w:cs="Times New Roman"/>
+          <w:b/>
+          <w:sz w:val="28"/>
+          <w:szCs w:val="28"/>
+          <w:lang w:val="en-US" w:eastAsia="ru-RU"/>
+        </w:rPr>
+      </w:pPr>
+      <w:r>
+        <w:rPr>
+          <w:rFonts w:ascii="Times New Roman" w:hAnsi="Times New Roman" w:cs="Times New Roman"/>
+          <w:b/>
+          <w:sz w:val="28"/>
+          <w:szCs w:val="28"/>
+          <w:lang w:val="en-US" w:eastAsia="ru-RU"/>
+        </w:rPr>
+        <w:t>Ishtirok etganlar:</w:t>
+      </w:r>
+    </w:p>
+    <w:p>
+      <w:pPr>
+        <w:pStyle w:val="a5"/>
+        <w:ind w:firstLine="426"/>
+        <w:jc w:val="both"/>
+        <w:rPr>
+          <w:rFonts w:ascii="Times New Roman" w:hAnsi="Times New Roman" w:cs="Times New Roman"/>
+          <w:sz w:val="28"/>
+          <w:szCs w:val="28"/>
+          <w:lang w:val="en-US" w:eastAsia="ru-RU"/>
+        </w:rPr>
+      </w:pPr>
+      <w:r>
+        <w:rPr>
+          <w:rFonts w:ascii="Times New Roman" w:hAnsi="Times New Roman" w:cs="Times New Roman"/>
+          <w:sz w:val="28"/>
+          <w:szCs w:val="28"/>
+          <w:lang w:val="en-US" w:eastAsia="ru-RU"/>
+        </w:rPr>
+        <w:t>Fakultet kengashi a'zolari: Djumayev F.T., Abdullayev B.P., Maxmudov T.D., Abdullayev M.K., Babakulova D.I., G'ulomqodirov K.A., Yuldashev Sh.M., Jo'rayev O.A., Normurodov Ch.B., Xatamov O.Q., Choriyev I.K., Amirov S.T., Xushvaqtov U.X., Nazarova M.B., Mamataliyev H.B., Jurayev J.R., Sattorov B.R., Karshiyev S.E., Hakimov S.T., Eshpo'latov M., Egamberdiyev A.J., Mamatmurodova N.A.</w:t>
+      </w:r>
+    </w:p>
+    <w:p>
+      <w:pPr>
+        <w:pStyle w:val="a5"/>
+        <w:ind w:firstLine="426"/>
+        <w:jc w:val="both"/>
+        <w:rPr>
+          <w:rFonts w:ascii="Times New Roman" w:hAnsi="Times New Roman" w:cs="Times New Roman"/>
+          <w:b/>
+          <w:sz w:val="28"/>
+          <w:szCs w:val="28"/>
+          <w:lang w:val="en-US" w:eastAsia="ru-RU"/>
+        </w:rPr>
+      </w:pPr>
+      <w:r>
+        <w:rPr>
+          <w:rFonts w:ascii="Times New Roman" w:hAnsi="Times New Roman" w:cs="Times New Roman"/>
+          <w:b/>
+          <w:sz w:val="28"/>
+          <w:szCs w:val="28"/>
+          <w:lang w:val="en-US" w:eastAsia="ru-RU"/>
+        </w:rPr>
+        <w:t>KUN TARTIBI:</w:t>
+      </w:r>
+    </w:p>
+    <w:p>
+      <w:pPr>
+        <w:pStyle w:val="a5"/>
+        <w:ind w:firstLine="426"/>
+        <w:jc w:val="both"/>
+        <w:rPr>
+          <w:rFonts w:ascii="Times New Roman" w:hAnsi="Times New Roman" w:cs="Times New Roman"/>
+          <w:sz w:val="28"/>
+          <w:szCs w:val="28"/>
+          <w:lang w:val="en-US" w:eastAsia="ru-RU"/>
+        </w:rPr>
+      </w:pPr>
+      <w:r>
+        <w:rPr>
+          <w:rFonts w:ascii="Times New Roman" w:hAnsi="Times New Roman" w:cs="Times New Roman"/>
+          <w:sz w:val="28"/>
+          <w:szCs w:val="28"/>
+          <w:lang w:val="en-US" w:eastAsia="ru-RU"/>
+        </w:rPr>
+        <w:t>Universitet Kengashi qarorlari, Vazirlik hamda Rektor buyruq va ko'rsatmalarining fakultetda bajarilishi to'g'risida.</w:t>
+      </w:r>
+    </w:p>
+    <w:p>
+      <w:pPr>
+        <w:pStyle w:val="a5"/>
+        <w:ind w:firstLine="426"/>
+        <w:jc w:val="both"/>
+        <w:rPr>
+          <w:rFonts w:ascii="Times New Roman" w:hAnsi="Times New Roman" w:cs="Times New Roman"/>
+          <w:sz w:val="28"/>
+          <w:szCs w:val="28"/>
+          <w:lang w:val="en-US" w:eastAsia="ru-RU"/>
+        </w:rPr>
+      </w:pPr>
+      <w:r>
+        <w:rPr>
+          <w:rFonts w:ascii="Times New Roman" w:hAnsi="Times New Roman" w:cs="Times New Roman"/>
+          <w:sz w:val="28"/>
+          <w:szCs w:val="28"/>
+          <w:lang w:val="en-US" w:eastAsia="ru-RU"/>
+        </w:rPr>
+        <w:t>2025/2026 o'quv yiliga tayyorgarlik, o'quv jarayonini tashkil etish va professor-o'qituvchilarning o'quv yuklamasini shakllantirish to'g'risida.</w:t>
+      </w:r>
+    </w:p>
+    <w:p>
+      <w:pPr>
+        <w:pStyle w:val="a5"/>
+        <w:ind w:firstLine="426"/>
+        <w:jc w:val="both"/>
+        <w:rPr>
+          <w:rFonts w:ascii="Times New Roman" w:hAnsi="Times New Roman" w:cs="Times New Roman"/>
+          <w:sz w:val="28"/>
+          <w:szCs w:val="28"/>
+          <w:lang w:val="en-US" w:eastAsia="ru-RU"/>
+        </w:rPr>
+      </w:pPr>
+      <w:r>
+        <w:rPr>
+          <w:rFonts w:ascii="Times New Roman" w:hAnsi="Times New Roman" w:cs="Times New Roman"/>
+          <w:sz w:val="28"/>
+          <w:szCs w:val="28"/>
+          <w:lang w:val="en-US" w:eastAsia="ru-RU"/>
+        </w:rPr>
+        <w:t>2025/2026 o'quv yili uchun Fakultet kengashining ish rejasi va tarkibini tasdiqlash.</w:t>
+      </w:r>
+    </w:p>
+    <w:p>
+      <w:pPr>
+        <w:pStyle w:val="a5"/>
+        <w:ind w:firstLine="426"/>
+        <w:jc w:val="both"/>
+        <w:rPr>
+          <w:rFonts w:ascii="Times New Roman" w:hAnsi="Times New Roman" w:cs="Times New Roman"/>
+          <w:sz w:val="28"/>
+          <w:szCs w:val="28"/>
+          <w:lang w:val="en-US" w:eastAsia="ru-RU"/>
+        </w:rPr>
+      </w:pPr>
+      <w:r>
+        <w:rPr>
+          <w:rFonts w:ascii="Times New Roman" w:hAnsi="Times New Roman" w:cs="Times New Roman"/>
+          <w:sz w:val="28"/>
+          <w:szCs w:val="28"/>
+          <w:lang w:val="en-US" w:eastAsia="ru-RU"/>
+        </w:rPr>
+        <w:t>Ta'lim dasturlari uchun ishchi o'quv rejalari va tanlov fan dasturlarini ko'rib chiqish va tasdiqlash.</w:t>
+      </w:r>
+    </w:p>
+    <w:p>
+      <w:pPr>
+        <w:pStyle w:val="a5"/>
+        <w:ind w:firstLine="426"/>
+        <w:jc w:val="both"/>
+        <w:rPr>
+          <w:rFonts w:ascii="Times New Roman" w:hAnsi="Times New Roman" w:cs="Times New Roman"/>
+          <w:sz w:val="28"/>
+          <w:szCs w:val="28"/>
+          <w:lang w:val="en-US" w:eastAsia="ru-RU"/>
+        </w:rPr>
+      </w:pPr>
+      <w:r>
+        <w:rPr>
+          <w:rFonts w:ascii="Times New Roman" w:hAnsi="Times New Roman" w:cs="Times New Roman"/>
+          <w:sz w:val="28"/>
+          <w:szCs w:val="28"/>
+          <w:lang w:val="en-US" w:eastAsia="ru-RU"/>
+        </w:rPr>
+        <w:t>Tanlov fanlarini shakllantirishda ish beruvchilar, sobiq bitiruvchilar va talabalar takliflarini hisobga olish.</w:t>
+      </w:r>
+    </w:p>
+    <w:p>
+      <w:pPr>
+        <w:pStyle w:val="a5"/>
+        <w:ind w:firstLine="426"/>
+        <w:jc w:val="both"/>
+        <w:rPr>
+          <w:rFonts w:ascii="Times New Roman" w:hAnsi="Times New Roman" w:cs="Times New Roman"/>
+          <w:sz w:val="28"/>
+          <w:szCs w:val="28"/>
+          <w:lang w:val="en-US" w:eastAsia="ru-RU"/>
+        </w:rPr>
+      </w:pPr>
+      <w:r>
+        <w:rPr>
+          <w:rFonts w:ascii="Times New Roman" w:hAnsi="Times New Roman" w:cs="Times New Roman"/>
+          <w:sz w:val="28"/>
+          <w:szCs w:val="28"/>
+          <w:lang w:val="en-US" w:eastAsia="ru-RU"/>
+        </w:rPr>
+        <w:t>Turli masalalar.</w:t>
       </w:r>
     </w:p>
     <w:p>
@@ -450,7 +413,7 @@
           <w:szCs w:val="28"/>
           <w:lang w:val="en-US" w:eastAsia="ru-RU"/>
         </w:rPr>
-        <w:t>HEARD:</w:t>
+        <w:t>TINGLANDI:</w:t>
       </w:r>
     </w:p>
     <w:p>
@@ -476,7 +439,7 @@
           <w:szCs w:val="28"/>
           <w:lang w:val="en-US" w:eastAsia="ru-RU"/>
         </w:rPr>
-        <w:t xml:space="preserve">On the first item of the agenda.</w:t>
+        <w:t>Kun tartibining birinchi masalasi bo'yicha.</w:t>
       </w:r>
       <w:bookmarkStart w:id="0" w:name="_GoBack"/>
       <w:bookmarkEnd w:id="0"/>
@@ -500,7 +463,7 @@
           <w:szCs w:val="28"/>
           <w:lang w:val="en-US" w:eastAsia="ru-RU"/>
         </w:rPr>
-        <w:t xml:space="preserve">Dean of the Faculty Djumayev F.T. reported on the work being carried out to ensure the timely and high-quality implementation at the faculty of the resolutions of the University Council, the relevant orders of the Ministry, and the orders and instructions of the Rector, including the designation of responsible executors and regular monitoring of task fulfillment.</w:t>
+        <w:t>Fakultet dekani Djumayev F.T. Universitet Kengashi qarorlari, Vazirlikning tegishli buyruqlari hamda Rektor buyruq va ko'rsatmalarining fakultetda o'z vaqtida va sifatli bajarilishini ta'minlash, jumladan, mas'ul ijrochilarni belgilash va vazifalar bajarilishini muntazam nazorat qilish bo'yicha olib borilayotgan ishlar haqida hisobot berdi.</w:t>
       </w:r>
     </w:p>
     <w:p>
@@ -526,51 +489,51 @@
           <w:szCs w:val="28"/>
           <w:lang w:val="en-US" w:eastAsia="ru-RU"/>
         </w:rPr>
-        <w:t xml:space="preserve">On the second item of the agenda.</w:t>
-      </w:r>
-    </w:p>
-    <w:p>
-      <w:pPr>
-        <w:pStyle w:val="a5"/>
-        <w:ind w:firstLine="426"/>
-        <w:jc w:val="both"/>
-        <w:rPr>
-          <w:rFonts w:ascii="Times New Roman" w:hAnsi="Times New Roman" w:cs="Times New Roman"/>
-          <w:sz w:val="28"/>
-          <w:szCs w:val="28"/>
-          <w:lang w:val="en-US" w:eastAsia="ru-RU"/>
-        </w:rPr>
-      </w:pPr>
-      <w:r>
-        <w:rPr>
-          <w:rFonts w:ascii="Times New Roman" w:hAnsi="Times New Roman" w:cs="Times New Roman"/>
-          <w:sz w:val="28"/>
-          <w:szCs w:val="28"/>
-          <w:lang w:val="en-US" w:eastAsia="ru-RU"/>
-        </w:rPr>
-        <w:t xml:space="preserve">Dean of the Faculty Djumayev F.T. provided information on the work being carried out to prepare for the 2025/2026 academic year, including preparing lecture halls, forming the teaching staff, distributing teaching loads, and preparing educational and methodological documentation.</w:t>
-      </w:r>
-    </w:p>
-    <w:p>
-      <w:pPr>
-        <w:pStyle w:val="a5"/>
-        <w:ind w:firstLine="426"/>
-        <w:jc w:val="both"/>
-        <w:rPr>
-          <w:rFonts w:ascii="Times New Roman" w:hAnsi="Times New Roman" w:cs="Times New Roman"/>
-          <w:sz w:val="28"/>
-          <w:szCs w:val="28"/>
-          <w:lang w:val="en-US" w:eastAsia="ru-RU"/>
-        </w:rPr>
-      </w:pPr>
-      <w:r>
-        <w:rPr>
-          <w:rFonts w:ascii="Times New Roman" w:hAnsi="Times New Roman" w:cs="Times New Roman"/>
-          <w:sz w:val="28"/>
-          <w:szCs w:val="28"/>
-          <w:lang w:val="en-US" w:eastAsia="ru-RU"/>
-        </w:rPr>
-        <w:t xml:space="preserve">It was emphasized that special attention should be paid to developing practical skills in modern digital technologies, programming, computer systems, artificial intelligence, and information technologies within the faculty's fields of education.</w:t>
+        <w:t>Kun tartibining ikkinchi masalasi bo'yicha.</w:t>
+      </w:r>
+    </w:p>
+    <w:p>
+      <w:pPr>
+        <w:pStyle w:val="a5"/>
+        <w:ind w:firstLine="426"/>
+        <w:jc w:val="both"/>
+        <w:rPr>
+          <w:rFonts w:ascii="Times New Roman" w:hAnsi="Times New Roman" w:cs="Times New Roman"/>
+          <w:sz w:val="28"/>
+          <w:szCs w:val="28"/>
+          <w:lang w:val="en-US" w:eastAsia="ru-RU"/>
+        </w:rPr>
+      </w:pPr>
+      <w:r>
+        <w:rPr>
+          <w:rFonts w:ascii="Times New Roman" w:hAnsi="Times New Roman" w:cs="Times New Roman"/>
+          <w:sz w:val="28"/>
+          <w:szCs w:val="28"/>
+          <w:lang w:val="en-US" w:eastAsia="ru-RU"/>
+        </w:rPr>
+        <w:t>Fakultet dekani Djumayev F.T. 2025/2026 o'quv yiliga tayyorgarlik, jumladan, ma'ruza xonalarini tayyorlash, o'qituvchilar tarkibini shakllantirish, o'quv yuklamasini taqsimlash hamda o'quv-uslubiy hujjatlarni tayyorlash bo'yicha olib borilayotgan ishlar haqida ma'lumot berdi.</w:t>
+      </w:r>
+    </w:p>
+    <w:p>
+      <w:pPr>
+        <w:pStyle w:val="a5"/>
+        <w:ind w:firstLine="426"/>
+        <w:jc w:val="both"/>
+        <w:rPr>
+          <w:rFonts w:ascii="Times New Roman" w:hAnsi="Times New Roman" w:cs="Times New Roman"/>
+          <w:sz w:val="28"/>
+          <w:szCs w:val="28"/>
+          <w:lang w:val="en-US" w:eastAsia="ru-RU"/>
+        </w:rPr>
+      </w:pPr>
+      <w:r>
+        <w:rPr>
+          <w:rFonts w:ascii="Times New Roman" w:hAnsi="Times New Roman" w:cs="Times New Roman"/>
+          <w:sz w:val="28"/>
+          <w:szCs w:val="28"/>
+          <w:lang w:val="en-US" w:eastAsia="ru-RU"/>
+        </w:rPr>
+        <w:t>Ta'kidlandiki, fakultetning ta'lim yo'nalishlari doirasida zamonaviy raqamli texnologiyalar, dasturlash, kompyuter tizimlari, sun'iy intellekt va axborot texnologiyalari bo'yicha amaliy ko'nikmalarni rivojlantirishga alohida e'tibor qaratilishi kerak.</w:t>
       </w:r>
     </w:p>
     <w:p>
@@ -596,52 +559,51 @@
           <w:szCs w:val="28"/>
           <w:lang w:val="en-US" w:eastAsia="ru-RU"/>
         </w:rPr>
-        <w:t xml:space="preserve">On the third item of the agenda.</w:t>
-      </w:r>
-    </w:p>
-    <w:p>
-      <w:pPr>
-        <w:pStyle w:val="a5"/>
-        <w:ind w:firstLine="426"/>
-        <w:jc w:val="both"/>
-        <w:rPr>
-          <w:rFonts w:ascii="Times New Roman" w:hAnsi="Times New Roman" w:cs="Times New Roman"/>
-          <w:sz w:val="28"/>
-          <w:szCs w:val="28"/>
-          <w:lang w:val="en-US" w:eastAsia="ru-RU"/>
-        </w:rPr>
-      </w:pPr>
-      <w:r>
-        <w:rPr>
-          <w:rFonts w:ascii="Times New Roman" w:hAnsi="Times New Roman" w:cs="Times New Roman"/>
-          <w:sz w:val="28"/>
-          <w:szCs w:val="28"/>
-          <w:lang w:val="en-US" w:eastAsia="ru-RU"/>
-        </w:rPr>
-        <w:lastRenderedPageBreak/>
-        <w:t xml:space="preserve">The Faculty Council's work plan and membership for the 2025/2026 academic year were discussed.</w:t>
-      </w:r>
-    </w:p>
-    <w:p>
-      <w:pPr>
-        <w:pStyle w:val="a5"/>
-        <w:ind w:firstLine="426"/>
-        <w:jc w:val="both"/>
-        <w:rPr>
-          <w:rFonts w:ascii="Times New Roman" w:hAnsi="Times New Roman" w:cs="Times New Roman"/>
-          <w:sz w:val="28"/>
-          <w:szCs w:val="28"/>
-          <w:lang w:val="en-US" w:eastAsia="ru-RU"/>
-        </w:rPr>
-      </w:pPr>
-      <w:r>
-        <w:rPr>
-          <w:rFonts w:ascii="Times New Roman" w:hAnsi="Times New Roman" w:cs="Times New Roman"/>
-          <w:sz w:val="28"/>
-          <w:szCs w:val="28"/>
-          <w:lang w:val="en-US" w:eastAsia="ru-RU"/>
-        </w:rPr>
-        <w:t xml:space="preserve">It was noted that the inclusion of representatives of employer organizations, former graduates, and students, alongside faculty members, in the Council's membership serves to align the educational process with labor market requirements, improve educational quality, and take into account students' interests.</w:t>
+        <w:t>Kun tartibining uchinchi masalasi bo'yicha.</w:t>
+      </w:r>
+    </w:p>
+    <w:p>
+      <w:pPr>
+        <w:pStyle w:val="a5"/>
+        <w:ind w:firstLine="426"/>
+        <w:jc w:val="both"/>
+        <w:rPr>
+          <w:rFonts w:ascii="Times New Roman" w:hAnsi="Times New Roman" w:cs="Times New Roman"/>
+          <w:sz w:val="28"/>
+          <w:szCs w:val="28"/>
+          <w:lang w:val="en-US" w:eastAsia="ru-RU"/>
+        </w:rPr>
+      </w:pPr>
+      <w:r>
+        <w:rPr>
+          <w:rFonts w:ascii="Times New Roman" w:hAnsi="Times New Roman" w:cs="Times New Roman"/>
+          <w:sz w:val="28"/>
+          <w:szCs w:val="28"/>
+          <w:lang w:val="en-US" w:eastAsia="ru-RU"/>
+        </w:rPr>
+        <w:t>2025/2026 o'quv yili uchun Fakultet kengashining ish rejasi va tarkibi muhokama qilindi.</w:t>
+      </w:r>
+    </w:p>
+    <w:p>
+      <w:pPr>
+        <w:pStyle w:val="a5"/>
+        <w:ind w:firstLine="426"/>
+        <w:jc w:val="both"/>
+        <w:rPr>
+          <w:rFonts w:ascii="Times New Roman" w:hAnsi="Times New Roman" w:cs="Times New Roman"/>
+          <w:sz w:val="28"/>
+          <w:szCs w:val="28"/>
+          <w:lang w:val="en-US" w:eastAsia="ru-RU"/>
+        </w:rPr>
+      </w:pPr>
+      <w:r>
+        <w:rPr>
+          <w:rFonts w:ascii="Times New Roman" w:hAnsi="Times New Roman" w:cs="Times New Roman"/>
+          <w:sz w:val="28"/>
+          <w:szCs w:val="28"/>
+          <w:lang w:val="en-US" w:eastAsia="ru-RU"/>
+        </w:rPr>
+        <w:t>Ta'kidlandiki, Kengash tarkibiga professor-o'qituvchilar qatorida ish beruvchi tashkilotlar vakillari, sobiq bitiruvchilar va talabalar vakillarini kiritish ta'lim jarayonini mehnat bozori talablariga moslashtirish, ta'lim sifatini oshirish va talabalar manfaatlarini hisobga olishga xizmat qiladi.</w:t>
       </w:r>
     </w:p>
     <w:p>
@@ -667,161 +629,161 @@
           <w:szCs w:val="28"/>
           <w:lang w:val="en-US" w:eastAsia="ru-RU"/>
         </w:rPr>
-        <w:t xml:space="preserve">On the fourth and fifth items of the agenda.</w:t>
-      </w:r>
-    </w:p>
-    <w:p>
-      <w:pPr>
-        <w:pStyle w:val="a5"/>
-        <w:ind w:firstLine="426"/>
-        <w:jc w:val="both"/>
-        <w:rPr>
-          <w:rFonts w:ascii="Times New Roman" w:hAnsi="Times New Roman" w:cs="Times New Roman"/>
-          <w:sz w:val="28"/>
-          <w:szCs w:val="28"/>
-          <w:lang w:val="en-US" w:eastAsia="ru-RU"/>
-        </w:rPr>
-      </w:pPr>
-      <w:r>
-        <w:rPr>
-          <w:rFonts w:ascii="Times New Roman" w:hAnsi="Times New Roman" w:cs="Times New Roman"/>
-          <w:sz w:val="28"/>
-          <w:szCs w:val="28"/>
-          <w:lang w:val="en-US" w:eastAsia="ru-RU"/>
-        </w:rPr>
-        <w:t xml:space="preserve">The working curricula and elective course programs developed by the departments, together with their content, were discussed.</w:t>
-      </w:r>
-    </w:p>
-    <w:p>
-      <w:pPr>
-        <w:pStyle w:val="a5"/>
-        <w:ind w:firstLine="426"/>
-        <w:jc w:val="both"/>
-        <w:rPr>
-          <w:rFonts w:ascii="Times New Roman" w:hAnsi="Times New Roman" w:cs="Times New Roman"/>
-          <w:sz w:val="28"/>
-          <w:szCs w:val="28"/>
-          <w:lang w:val="en-US" w:eastAsia="ru-RU"/>
-        </w:rPr>
-      </w:pPr>
-      <w:r>
-        <w:rPr>
-          <w:rFonts w:ascii="Times New Roman" w:hAnsi="Times New Roman" w:cs="Times New Roman"/>
-          <w:sz w:val="28"/>
-          <w:szCs w:val="28"/>
-          <w:lang w:val="en-US" w:eastAsia="ru-RU"/>
-        </w:rPr>
-        <w:t xml:space="preserve">On this matter, Council member Khushvaqtov Umar Khushvaqtovich, Chief Specialist of the Surkhandarya Regional Branch of the Ministry of Digital Technologies, speaking as a graduate and employer, emphasized the need to take into account modern labor market requirements, the development of digital technologies, and the practical needs of employers in forming elective courses.</w:t>
-      </w:r>
-    </w:p>
-    <w:p>
-      <w:pPr>
-        <w:pStyle w:val="a5"/>
-        <w:ind w:firstLine="426"/>
-        <w:jc w:val="both"/>
-        <w:rPr>
-          <w:rFonts w:ascii="Times New Roman" w:hAnsi="Times New Roman" w:cs="Times New Roman"/>
-          <w:sz w:val="28"/>
-          <w:szCs w:val="28"/>
-          <w:lang w:val="en-US" w:eastAsia="ru-RU"/>
-        </w:rPr>
-      </w:pPr>
-      <w:r>
-        <w:rPr>
-          <w:rFonts w:ascii="Times New Roman" w:hAnsi="Times New Roman" w:cs="Times New Roman"/>
-          <w:sz w:val="28"/>
-          <w:szCs w:val="28"/>
-          <w:lang w:val="en-US" w:eastAsia="ru-RU"/>
-        </w:rPr>
-        <w:t xml:space="preserve">Furthermore, Nazarova Muhayyo Boyirovna, representative of "Surkhonsanoatqurilish" Company, and Mamataliyev Hamdam Boymirzayevich, representative of the Muzrabot Vocational College of Services, proposed increasing the share of courses aimed at developing students' practical professional skills.</w:t>
-      </w:r>
-    </w:p>
-    <w:p>
-      <w:pPr>
-        <w:pStyle w:val="a5"/>
-        <w:ind w:firstLine="426"/>
-        <w:jc w:val="both"/>
-        <w:rPr>
-          <w:rFonts w:ascii="Times New Roman" w:hAnsi="Times New Roman" w:cs="Times New Roman"/>
-          <w:sz w:val="28"/>
-          <w:szCs w:val="28"/>
-          <w:lang w:val="en-US" w:eastAsia="ru-RU"/>
-        </w:rPr>
-      </w:pPr>
-      <w:r>
-        <w:rPr>
-          <w:rFonts w:ascii="Times New Roman" w:hAnsi="Times New Roman" w:cs="Times New Roman"/>
-          <w:sz w:val="28"/>
-          <w:szCs w:val="28"/>
-          <w:lang w:val="en-US" w:eastAsia="ru-RU"/>
-        </w:rPr>
-        <w:t xml:space="preserve">Jurayev Jasur Rustamovich, Director of the Angor Digital Technologies Vocational College, speaking as a graduate and employer, proposed expanding opportunities for practical training, modern software tools, and digital technologies in the educational process.</w:t>
-      </w:r>
-    </w:p>
-    <w:p>
-      <w:pPr>
-        <w:pStyle w:val="a5"/>
-        <w:ind w:firstLine="426"/>
-        <w:jc w:val="both"/>
-        <w:rPr>
-          <w:rFonts w:ascii="Times New Roman" w:hAnsi="Times New Roman" w:cs="Times New Roman"/>
-          <w:sz w:val="28"/>
-          <w:szCs w:val="28"/>
-          <w:lang w:val="en-US" w:eastAsia="ru-RU"/>
-        </w:rPr>
-      </w:pPr>
-      <w:r>
-        <w:rPr>
-          <w:rFonts w:ascii="Times New Roman" w:hAnsi="Times New Roman" w:cs="Times New Roman"/>
-          <w:sz w:val="28"/>
-          <w:szCs w:val="28"/>
-          <w:lang w:val="en-US" w:eastAsia="ru-RU"/>
-        </w:rPr>
-        <w:t xml:space="preserve">Former graduates — Sattorov Bakhtiyor Ravshan o'g'li, Karshiyev Sanjar Eshpulatovich, and Hakimov Sirojiddin Turayevich — also put forward proposals to bring the educational process closer to practice and to further develop knowledge in modern information technologies and artificial intelligence.</w:t>
-      </w:r>
-    </w:p>
-    <w:p>
-      <w:pPr>
-        <w:pStyle w:val="a5"/>
-        <w:ind w:firstLine="426"/>
-        <w:jc w:val="both"/>
-        <w:rPr>
-          <w:rFonts w:ascii="Times New Roman" w:hAnsi="Times New Roman" w:cs="Times New Roman"/>
-          <w:sz w:val="28"/>
-          <w:szCs w:val="28"/>
-          <w:lang w:val="en-US" w:eastAsia="ru-RU"/>
-        </w:rPr>
-      </w:pPr>
-      <w:r>
-        <w:rPr>
-          <w:rFonts w:ascii="Times New Roman" w:hAnsi="Times New Roman" w:cs="Times New Roman"/>
-          <w:sz w:val="28"/>
-          <w:szCs w:val="28"/>
-          <w:lang w:val="en-US" w:eastAsia="ru-RU"/>
-        </w:rPr>
-        <w:t xml:space="preserve">Student representatives — Eshpo'latov Mansur, Egamberdiyev Arslonbek Jo'rabek o'g'li, and Mamatmurodova Nigora Asadullayevna — expressed views on expanding elective courses that serve practical training, the use of modern software, and the development of professional competencies for students.</w:t>
-      </w:r>
-    </w:p>
-    <w:p>
-      <w:pPr>
-        <w:pStyle w:val="a5"/>
-        <w:ind w:firstLine="426"/>
-        <w:jc w:val="both"/>
-        <w:rPr>
-          <w:rFonts w:ascii="Times New Roman" w:hAnsi="Times New Roman" w:cs="Times New Roman"/>
-          <w:sz w:val="28"/>
-          <w:szCs w:val="28"/>
-          <w:lang w:val="en-US" w:eastAsia="ru-RU"/>
-        </w:rPr>
-      </w:pPr>
-      <w:r>
-        <w:rPr>
-          <w:rFonts w:ascii="Times New Roman" w:hAnsi="Times New Roman" w:cs="Times New Roman"/>
-          <w:sz w:val="28"/>
-          <w:szCs w:val="28"/>
-          <w:lang w:val="en-US" w:eastAsia="ru-RU"/>
-        </w:rPr>
-        <w:t xml:space="preserve">The proposals put forward by Council members were discussed. Representatives of employers, former graduates, and students took part in the discussion and in the voting on the decision.</w:t>
+        <w:t>Kun tartibining to'rtinchi va beshinchi masalalari bo'yicha.</w:t>
+      </w:r>
+    </w:p>
+    <w:p>
+      <w:pPr>
+        <w:pStyle w:val="a5"/>
+        <w:ind w:firstLine="426"/>
+        <w:jc w:val="both"/>
+        <w:rPr>
+          <w:rFonts w:ascii="Times New Roman" w:hAnsi="Times New Roman" w:cs="Times New Roman"/>
+          <w:sz w:val="28"/>
+          <w:szCs w:val="28"/>
+          <w:lang w:val="en-US" w:eastAsia="ru-RU"/>
+        </w:rPr>
+      </w:pPr>
+      <w:r>
+        <w:rPr>
+          <w:rFonts w:ascii="Times New Roman" w:hAnsi="Times New Roman" w:cs="Times New Roman"/>
+          <w:sz w:val="28"/>
+          <w:szCs w:val="28"/>
+          <w:lang w:val="en-US" w:eastAsia="ru-RU"/>
+        </w:rPr>
+        <w:t>Kafedralar tomonidan ishlab chiqilgan ishchi o'quv rejalari va tanlov fan dasturlari ularning mazmuni bilan birga muhokama qilindi.</w:t>
+      </w:r>
+    </w:p>
+    <w:p>
+      <w:pPr>
+        <w:pStyle w:val="a5"/>
+        <w:ind w:firstLine="426"/>
+        <w:jc w:val="both"/>
+        <w:rPr>
+          <w:rFonts w:ascii="Times New Roman" w:hAnsi="Times New Roman" w:cs="Times New Roman"/>
+          <w:sz w:val="28"/>
+          <w:szCs w:val="28"/>
+          <w:lang w:val="en-US" w:eastAsia="ru-RU"/>
+        </w:rPr>
+      </w:pPr>
+      <w:r>
+        <w:rPr>
+          <w:rFonts w:ascii="Times New Roman" w:hAnsi="Times New Roman" w:cs="Times New Roman"/>
+          <w:sz w:val="28"/>
+          <w:szCs w:val="28"/>
+          <w:lang w:val="en-US" w:eastAsia="ru-RU"/>
+        </w:rPr>
+        <w:t>Ushbu masala bo'yicha Kengash a'zosi Xushvaqtov Umar Xushvaqtovich, Raqamli texnologiyalar vazirligi Surxondaryo viloyati filiali bosh mutaxassisi, bitiruvchi va ish beruvchi sifatida so'zga chiqib, tanlov fanlarini shakllantirishda zamonaviy mehnat bozori talablari, raqamli texnologiyalar rivojlanishi va ish beruvchilarning amaliy ehtiyojlarini hisobga olish zarurligini ta'kidladi.</w:t>
+      </w:r>
+    </w:p>
+    <w:p>
+      <w:pPr>
+        <w:pStyle w:val="a5"/>
+        <w:ind w:firstLine="426"/>
+        <w:jc w:val="both"/>
+        <w:rPr>
+          <w:rFonts w:ascii="Times New Roman" w:hAnsi="Times New Roman" w:cs="Times New Roman"/>
+          <w:sz w:val="28"/>
+          <w:szCs w:val="28"/>
+          <w:lang w:val="en-US" w:eastAsia="ru-RU"/>
+        </w:rPr>
+      </w:pPr>
+      <w:r>
+        <w:rPr>
+          <w:rFonts w:ascii="Times New Roman" w:hAnsi="Times New Roman" w:cs="Times New Roman"/>
+          <w:sz w:val="28"/>
+          <w:szCs w:val="28"/>
+          <w:lang w:val="en-US" w:eastAsia="ru-RU"/>
+        </w:rPr>
+        <w:t>Bundan tashqari, "Surxonsanoatqurilish" kompaniyasi vakili Nazarova Muhayyo Boyirovna va Muzrobot tumani Muzrobot xizmat ko'rsatish kasb-hunar kolleji vakili Mamataliyev Hamdam Boymirzayevich talabalarning amaliy kasbiy ko'nikmalarini rivojlantirishga qaratilgan fanlar ulushini oshirishni taklif qildi.</w:t>
+      </w:r>
+    </w:p>
+    <w:p>
+      <w:pPr>
+        <w:pStyle w:val="a5"/>
+        <w:ind w:firstLine="426"/>
+        <w:jc w:val="both"/>
+        <w:rPr>
+          <w:rFonts w:ascii="Times New Roman" w:hAnsi="Times New Roman" w:cs="Times New Roman"/>
+          <w:sz w:val="28"/>
+          <w:szCs w:val="28"/>
+          <w:lang w:val="en-US" w:eastAsia="ru-RU"/>
+        </w:rPr>
+      </w:pPr>
+      <w:r>
+        <w:rPr>
+          <w:rFonts w:ascii="Times New Roman" w:hAnsi="Times New Roman" w:cs="Times New Roman"/>
+          <w:sz w:val="28"/>
+          <w:szCs w:val="28"/>
+          <w:lang w:val="en-US" w:eastAsia="ru-RU"/>
+        </w:rPr>
+        <w:t>Angor raqamli texnologiyalar kasb-hunar kolleji direktori Jurayev Jasur Rustamovich bitiruvchi va ish beruvchi sifatida so'zga chiqib, ta'lim jarayonida amaliy tayyorgarlik, zamonaviy dasturiy vositalar va raqamli texnologiyalar imkoniyatlarini kengaytirishni taklif qildi.</w:t>
+      </w:r>
+    </w:p>
+    <w:p>
+      <w:pPr>
+        <w:pStyle w:val="a5"/>
+        <w:ind w:firstLine="426"/>
+        <w:jc w:val="both"/>
+        <w:rPr>
+          <w:rFonts w:ascii="Times New Roman" w:hAnsi="Times New Roman" w:cs="Times New Roman"/>
+          <w:sz w:val="28"/>
+          <w:szCs w:val="28"/>
+          <w:lang w:val="en-US" w:eastAsia="ru-RU"/>
+        </w:rPr>
+      </w:pPr>
+      <w:r>
+        <w:rPr>
+          <w:rFonts w:ascii="Times New Roman" w:hAnsi="Times New Roman" w:cs="Times New Roman"/>
+          <w:sz w:val="28"/>
+          <w:szCs w:val="28"/>
+          <w:lang w:val="en-US" w:eastAsia="ru-RU"/>
+        </w:rPr>
+        <w:t>Sobiq bitiruvchilar — Sattorov Baxtiyor Ravshan o'g'li, Karshiyev Sanjar Eshpo'latovich va Hakimov Sirojiddin Turayevich — ham ta'lim jarayonini amaliyotga yaqinlashtirish hamda zamonaviy axborot texnologiyalari va sun'iy intellekt bo'yicha bilimlarni yanada rivojlantirish bo'yicha takliflar kiritdi.</w:t>
+      </w:r>
+    </w:p>
+    <w:p>
+      <w:pPr>
+        <w:pStyle w:val="a5"/>
+        <w:ind w:firstLine="426"/>
+        <w:jc w:val="both"/>
+        <w:rPr>
+          <w:rFonts w:ascii="Times New Roman" w:hAnsi="Times New Roman" w:cs="Times New Roman"/>
+          <w:sz w:val="28"/>
+          <w:szCs w:val="28"/>
+          <w:lang w:val="en-US" w:eastAsia="ru-RU"/>
+        </w:rPr>
+      </w:pPr>
+      <w:r>
+        <w:rPr>
+          <w:rFonts w:ascii="Times New Roman" w:hAnsi="Times New Roman" w:cs="Times New Roman"/>
+          <w:sz w:val="28"/>
+          <w:szCs w:val="28"/>
+          <w:lang w:val="en-US" w:eastAsia="ru-RU"/>
+        </w:rPr>
+        <w:t>Talabalar vakillari — Eshpo'latov Mansur, Egamberdiyev Arslonbek Jo'rabek o'g'li va Mamatmurodova Nigora Asadullayevna — amaliy tayyorgarlikka xizmat qiladigan, zamonaviy dasturiy ta'minotdan foydalanish va talabalarning kasbiy kompetensiyalarini rivojlantirishga yo'naltirilgan tanlov fanlarini kengaytirish bo'yicha fikrlarini bildirdi.</w:t>
+      </w:r>
+    </w:p>
+    <w:p>
+      <w:pPr>
+        <w:pStyle w:val="a5"/>
+        <w:ind w:firstLine="426"/>
+        <w:jc w:val="both"/>
+        <w:rPr>
+          <w:rFonts w:ascii="Times New Roman" w:hAnsi="Times New Roman" w:cs="Times New Roman"/>
+          <w:sz w:val="28"/>
+          <w:szCs w:val="28"/>
+          <w:lang w:val="en-US" w:eastAsia="ru-RU"/>
+        </w:rPr>
+      </w:pPr>
+      <w:r>
+        <w:rPr>
+          <w:rFonts w:ascii="Times New Roman" w:hAnsi="Times New Roman" w:cs="Times New Roman"/>
+          <w:sz w:val="28"/>
+          <w:szCs w:val="28"/>
+          <w:lang w:val="en-US" w:eastAsia="ru-RU"/>
+        </w:rPr>
+        <w:t>Kengash a'zolari tomonidan kiritilgan takliflar muhokama qilindi. Muhokamada va qaror qabul qilish bo'yicha ovoz berishda ish beruvchilar, sobiq bitiruvchilar va talabalar vakillari ishtirok etdi.</w:t>
       </w:r>
     </w:p>
     <w:p>
@@ -843,7 +805,7 @@
           <w:szCs w:val="28"/>
           <w:lang w:eastAsia="ru-RU"/>
         </w:rPr>
-        <w:t>RESOLVED:</w:t>
+        <w:t>QAROR QILINDI:</w:t>
       </w:r>
     </w:p>
     <w:p>
@@ -865,298 +827,297 @@
           <w:szCs w:val="28"/>
           <w:lang w:eastAsia="ru-RU"/>
         </w:rPr>
-        <w:t xml:space="preserve">The report of Dean of the Faculty Djumayev F.T. on preparation for the 2025/2026 academic year and the organization of the educational process shall be accepted for information.</w:t>
-      </w:r>
-    </w:p>
-    <w:p>
-      <w:pPr>
-        <w:pStyle w:val="a5"/>
-        <w:ind w:firstLine="426"/>
-        <w:jc w:val="both"/>
-        <w:rPr>
-          <w:rFonts w:ascii="Times New Roman" w:hAnsi="Times New Roman" w:cs="Times New Roman"/>
-          <w:sz w:val="28"/>
-          <w:szCs w:val="28"/>
-          <w:lang w:val="en-US" w:eastAsia="ru-RU"/>
-        </w:rPr>
-      </w:pPr>
-      <w:r>
-        <w:rPr>
-          <w:rFonts w:ascii="Times New Roman" w:hAnsi="Times New Roman" w:cs="Times New Roman"/>
-          <w:sz w:val="28"/>
-          <w:szCs w:val="28"/>
-          <w:lang w:val="en-US" w:eastAsia="ru-RU"/>
-        </w:rPr>
-        <w:t xml:space="preserve">The Faculty Council's work plan for the 2025/2026 academic year shall be approved.</w:t>
-      </w:r>
-    </w:p>
-    <w:p>
-      <w:pPr>
-        <w:pStyle w:val="a5"/>
-        <w:ind w:firstLine="426"/>
-        <w:jc w:val="both"/>
-        <w:rPr>
-          <w:rFonts w:ascii="Times New Roman" w:hAnsi="Times New Roman" w:cs="Times New Roman"/>
-          <w:sz w:val="28"/>
-          <w:szCs w:val="28"/>
-          <w:lang w:val="en-US" w:eastAsia="ru-RU"/>
-        </w:rPr>
-      </w:pPr>
-      <w:r>
-        <w:rPr>
-          <w:rFonts w:ascii="Times New Roman" w:hAnsi="Times New Roman" w:cs="Times New Roman"/>
-          <w:sz w:val="28"/>
-          <w:szCs w:val="28"/>
-          <w:lang w:val="en-US" w:eastAsia="ru-RU"/>
-        </w:rPr>
-        <w:t xml:space="preserve">The membership of the Faculty Council shall be approved.</w:t>
-      </w:r>
-    </w:p>
-    <w:p>
-      <w:pPr>
-        <w:pStyle w:val="a5"/>
-        <w:ind w:firstLine="426"/>
-        <w:jc w:val="both"/>
-        <w:rPr>
-          <w:rFonts w:ascii="Times New Roman" w:hAnsi="Times New Roman" w:cs="Times New Roman"/>
-          <w:sz w:val="28"/>
-          <w:szCs w:val="28"/>
-          <w:lang w:val="en-US" w:eastAsia="ru-RU"/>
-        </w:rPr>
-      </w:pPr>
-      <w:r>
-        <w:rPr>
-          <w:rFonts w:ascii="Times New Roman" w:hAnsi="Times New Roman" w:cs="Times New Roman"/>
-          <w:sz w:val="28"/>
-          <w:szCs w:val="28"/>
-          <w:lang w:val="en-US" w:eastAsia="ru-RU"/>
-        </w:rPr>
-        <w:t xml:space="preserve">The working curricula developed by the departments shall be reviewed and recommended for approval in accordance with the established procedure.</w:t>
-      </w:r>
-    </w:p>
-    <w:p>
-      <w:pPr>
-        <w:pStyle w:val="a5"/>
-        <w:ind w:firstLine="426"/>
-        <w:jc w:val="both"/>
-        <w:rPr>
-          <w:rFonts w:ascii="Times New Roman" w:hAnsi="Times New Roman" w:cs="Times New Roman"/>
-          <w:sz w:val="28"/>
-          <w:szCs w:val="28"/>
-          <w:lang w:val="en-US" w:eastAsia="ru-RU"/>
-        </w:rPr>
-      </w:pPr>
-      <w:r>
-        <w:rPr>
-          <w:rFonts w:ascii="Times New Roman" w:hAnsi="Times New Roman" w:cs="Times New Roman"/>
-          <w:sz w:val="28"/>
-          <w:szCs w:val="28"/>
-          <w:lang w:val="en-US" w:eastAsia="ru-RU"/>
-        </w:rPr>
-        <w:t xml:space="preserve">The proposals put forward by employers, former graduates, and students in forming elective courses shall be taken into account.</w:t>
-      </w:r>
-    </w:p>
-    <w:p>
-      <w:pPr>
-        <w:pStyle w:val="a5"/>
-        <w:ind w:firstLine="426"/>
-        <w:jc w:val="both"/>
-        <w:rPr>
-          <w:rFonts w:ascii="Times New Roman" w:hAnsi="Times New Roman" w:cs="Times New Roman"/>
-          <w:sz w:val="28"/>
-          <w:szCs w:val="28"/>
-          <w:lang w:val="en-US" w:eastAsia="ru-RU"/>
-        </w:rPr>
-      </w:pPr>
-      <w:r>
-        <w:rPr>
-          <w:rFonts w:ascii="Times New Roman" w:hAnsi="Times New Roman" w:cs="Times New Roman"/>
-          <w:sz w:val="28"/>
-          <w:szCs w:val="28"/>
-          <w:lang w:val="en-US" w:eastAsia="ru-RU"/>
-        </w:rPr>
-        <w:lastRenderedPageBreak/>
-        <w:t xml:space="preserve">Modern trends in the field of information technologies, labor market requirements, and student needs shall be taken into account in forming the content of elective courses.</w:t>
-      </w:r>
-    </w:p>
-    <w:p>
-      <w:pPr>
-        <w:pStyle w:val="a5"/>
-        <w:ind w:firstLine="426"/>
-        <w:jc w:val="both"/>
-        <w:rPr>
-          <w:rFonts w:ascii="Times New Roman" w:hAnsi="Times New Roman" w:cs="Times New Roman"/>
-          <w:sz w:val="28"/>
-          <w:szCs w:val="28"/>
-          <w:lang w:val="en-US" w:eastAsia="ru-RU"/>
-        </w:rPr>
-      </w:pPr>
-      <w:r>
-        <w:rPr>
-          <w:rFonts w:ascii="Times New Roman" w:hAnsi="Times New Roman" w:cs="Times New Roman"/>
-          <w:sz w:val="28"/>
-          <w:szCs w:val="28"/>
-          <w:lang w:val="en-US" w:eastAsia="ru-RU"/>
-        </w:rPr>
-        <w:t xml:space="preserve">The departments shall review the curricula and working programs of courses and develop appropriate proposals for integrating theoretical knowledge with practical training.</w:t>
-      </w:r>
-    </w:p>
-    <w:p>
-      <w:pPr>
-        <w:pStyle w:val="a5"/>
-        <w:ind w:firstLine="426"/>
-        <w:jc w:val="both"/>
-        <w:rPr>
-          <w:rFonts w:ascii="Times New Roman" w:hAnsi="Times New Roman" w:cs="Times New Roman"/>
-          <w:sz w:val="28"/>
-          <w:szCs w:val="28"/>
-          <w:lang w:val="en-US" w:eastAsia="ru-RU"/>
-        </w:rPr>
-      </w:pPr>
-      <w:r>
-        <w:rPr>
-          <w:rFonts w:ascii="Times New Roman" w:hAnsi="Times New Roman" w:cs="Times New Roman"/>
-          <w:sz w:val="28"/>
-          <w:szCs w:val="28"/>
-          <w:lang w:val="en-US" w:eastAsia="ru-RU"/>
-        </w:rPr>
-        <w:t xml:space="preserve">Special attention shall be given to courses and activities aimed at developing students' practical competencies in programming, computer engineering, software engineering, artificial intelligence, and modern digital technologies.</w:t>
-      </w:r>
-    </w:p>
-    <w:p>
-      <w:pPr>
-        <w:pStyle w:val="a5"/>
-        <w:ind w:firstLine="426"/>
-        <w:jc w:val="both"/>
-        <w:rPr>
-          <w:rFonts w:ascii="Times New Roman" w:hAnsi="Times New Roman" w:cs="Times New Roman"/>
-          <w:sz w:val="28"/>
-          <w:szCs w:val="28"/>
-          <w:lang w:val="en-US" w:eastAsia="ru-RU"/>
-        </w:rPr>
-      </w:pPr>
-      <w:r>
-        <w:rPr>
-          <w:rFonts w:ascii="Times New Roman" w:hAnsi="Times New Roman" w:cs="Times New Roman"/>
-          <w:sz w:val="28"/>
-          <w:szCs w:val="28"/>
-          <w:lang w:val="en-US" w:eastAsia="ru-RU"/>
-        </w:rPr>
-        <w:t xml:space="preserve">The participation of representatives of employers, former graduates, and students in the Council's discussion and voting shall be recorded.</w:t>
-      </w:r>
-    </w:p>
-    <w:p>
-      <w:pPr>
-        <w:pStyle w:val="a5"/>
-        <w:ind w:firstLine="426"/>
-        <w:jc w:val="both"/>
-        <w:rPr>
-          <w:rFonts w:ascii="Times New Roman" w:hAnsi="Times New Roman" w:cs="Times New Roman"/>
-          <w:sz w:val="28"/>
-          <w:szCs w:val="28"/>
-          <w:lang w:val="en-US" w:eastAsia="ru-RU"/>
-        </w:rPr>
-      </w:pPr>
-      <w:r>
-        <w:rPr>
-          <w:rFonts w:ascii="Times New Roman" w:hAnsi="Times New Roman" w:cs="Times New Roman"/>
-          <w:sz w:val="28"/>
-          <w:szCs w:val="28"/>
-          <w:lang w:val="en-US" w:eastAsia="ru-RU"/>
-        </w:rPr>
-        <w:t xml:space="preserve">Oversight of the implementation of these resolutions shall be entrusted to the Dean of the Faculty, Djumayev F.T.</w:t>
-      </w:r>
-    </w:p>
-    <w:p>
-      <w:pPr>
-        <w:pStyle w:val="a5"/>
-        <w:ind w:firstLine="426"/>
-        <w:jc w:val="both"/>
-        <w:rPr>
-          <w:rFonts w:ascii="Times New Roman" w:hAnsi="Times New Roman" w:cs="Times New Roman"/>
-          <w:sz w:val="28"/>
-          <w:szCs w:val="28"/>
-          <w:lang w:val="en-US" w:eastAsia="ru-RU"/>
-        </w:rPr>
-      </w:pPr>
-      <w:r>
-        <w:rPr>
-          <w:rFonts w:ascii="Times New Roman" w:hAnsi="Times New Roman" w:cs="Times New Roman"/>
-          <w:sz w:val="28"/>
-          <w:szCs w:val="28"/>
-          <w:lang w:val="en-US" w:eastAsia="ru-RU"/>
-        </w:rPr>
-        <w:t xml:space="preserve">Voting results:</w:t>
-      </w:r>
-    </w:p>
-    <w:p>
-      <w:pPr>
-        <w:pStyle w:val="a5"/>
-        <w:ind w:firstLine="426"/>
-        <w:jc w:val="both"/>
-        <w:rPr>
-          <w:rFonts w:ascii="Times New Roman" w:hAnsi="Times New Roman" w:cs="Times New Roman"/>
-          <w:sz w:val="28"/>
-          <w:szCs w:val="28"/>
-          <w:lang w:val="en-US" w:eastAsia="ru-RU"/>
-        </w:rPr>
-      </w:pPr>
-      <w:r>
-        <w:rPr>
-          <w:rFonts w:ascii="Times New Roman" w:hAnsi="Times New Roman" w:cs="Times New Roman"/>
-          <w:sz w:val="28"/>
-          <w:szCs w:val="28"/>
-          <w:lang w:val="en-US" w:eastAsia="ru-RU"/>
-        </w:rPr>
-        <w:t xml:space="preserve">In favor — ___</w:t>
+        <w:t>Fakultet dekani Djumayev F.T.ning 2025/2026 o'quv yiliga tayyorgarlik va o'quv jarayonini tashkil etish bo'yicha hisoboti ma'lumot uchun qabul qilinsin.</w:t>
+      </w:r>
+    </w:p>
+    <w:p>
+      <w:pPr>
+        <w:pStyle w:val="a5"/>
+        <w:ind w:firstLine="426"/>
+        <w:jc w:val="both"/>
+        <w:rPr>
+          <w:rFonts w:ascii="Times New Roman" w:hAnsi="Times New Roman" w:cs="Times New Roman"/>
+          <w:sz w:val="28"/>
+          <w:szCs w:val="28"/>
+          <w:lang w:val="en-US" w:eastAsia="ru-RU"/>
+        </w:rPr>
+      </w:pPr>
+      <w:r>
+        <w:rPr>
+          <w:rFonts w:ascii="Times New Roman" w:hAnsi="Times New Roman" w:cs="Times New Roman"/>
+          <w:sz w:val="28"/>
+          <w:szCs w:val="28"/>
+          <w:lang w:val="en-US" w:eastAsia="ru-RU"/>
+        </w:rPr>
+        <w:t>2025/2026 o'quv yili uchun Fakultet kengashining ish rejasi tasdiqlansin.</w:t>
+      </w:r>
+    </w:p>
+    <w:p>
+      <w:pPr>
+        <w:pStyle w:val="a5"/>
+        <w:ind w:firstLine="426"/>
+        <w:jc w:val="both"/>
+        <w:rPr>
+          <w:rFonts w:ascii="Times New Roman" w:hAnsi="Times New Roman" w:cs="Times New Roman"/>
+          <w:sz w:val="28"/>
+          <w:szCs w:val="28"/>
+          <w:lang w:val="en-US" w:eastAsia="ru-RU"/>
+        </w:rPr>
+      </w:pPr>
+      <w:r>
+        <w:rPr>
+          <w:rFonts w:ascii="Times New Roman" w:hAnsi="Times New Roman" w:cs="Times New Roman"/>
+          <w:sz w:val="28"/>
+          <w:szCs w:val="28"/>
+          <w:lang w:val="en-US" w:eastAsia="ru-RU"/>
+        </w:rPr>
+        <w:t>Fakultet kengashining tarkibi tasdiqlansin.</w:t>
+      </w:r>
+    </w:p>
+    <w:p>
+      <w:pPr>
+        <w:pStyle w:val="a5"/>
+        <w:ind w:firstLine="426"/>
+        <w:jc w:val="both"/>
+        <w:rPr>
+          <w:rFonts w:ascii="Times New Roman" w:hAnsi="Times New Roman" w:cs="Times New Roman"/>
+          <w:sz w:val="28"/>
+          <w:szCs w:val="28"/>
+          <w:lang w:val="en-US" w:eastAsia="ru-RU"/>
+        </w:rPr>
+      </w:pPr>
+      <w:r>
+        <w:rPr>
+          <w:rFonts w:ascii="Times New Roman" w:hAnsi="Times New Roman" w:cs="Times New Roman"/>
+          <w:sz w:val="28"/>
+          <w:szCs w:val="28"/>
+          <w:lang w:val="en-US" w:eastAsia="ru-RU"/>
+        </w:rPr>
+        <w:t>Kafedralar tomonidan ishlab chiqilgan ishchi o'quv rejalari ko'rib chiqilsin va belgilangan tartibda tasdiqlash uchun tavsiya etilsin.</w:t>
+      </w:r>
+    </w:p>
+    <w:p>
+      <w:pPr>
+        <w:pStyle w:val="a5"/>
+        <w:ind w:firstLine="426"/>
+        <w:jc w:val="both"/>
+        <w:rPr>
+          <w:rFonts w:ascii="Times New Roman" w:hAnsi="Times New Roman" w:cs="Times New Roman"/>
+          <w:sz w:val="28"/>
+          <w:szCs w:val="28"/>
+          <w:lang w:val="en-US" w:eastAsia="ru-RU"/>
+        </w:rPr>
+      </w:pPr>
+      <w:r>
+        <w:rPr>
+          <w:rFonts w:ascii="Times New Roman" w:hAnsi="Times New Roman" w:cs="Times New Roman"/>
+          <w:sz w:val="28"/>
+          <w:szCs w:val="28"/>
+          <w:lang w:val="en-US" w:eastAsia="ru-RU"/>
+        </w:rPr>
+        <w:t>Tanlov fanlarini shakllantirishda ish beruvchilar, sobiq bitiruvchilar va talabalar tomonidan kiritilgan takliflar hisobga olinsin.</w:t>
+      </w:r>
+    </w:p>
+    <w:p>
+      <w:pPr>
+        <w:pStyle w:val="a5"/>
+        <w:ind w:firstLine="426"/>
+        <w:jc w:val="both"/>
+        <w:rPr>
+          <w:rFonts w:ascii="Times New Roman" w:hAnsi="Times New Roman" w:cs="Times New Roman"/>
+          <w:sz w:val="28"/>
+          <w:szCs w:val="28"/>
+          <w:lang w:val="en-US" w:eastAsia="ru-RU"/>
+        </w:rPr>
+      </w:pPr>
+      <w:r>
+        <w:rPr>
+          <w:rFonts w:ascii="Times New Roman" w:hAnsi="Times New Roman" w:cs="Times New Roman"/>
+          <w:sz w:val="28"/>
+          <w:szCs w:val="28"/>
+          <w:lang w:val="en-US" w:eastAsia="ru-RU"/>
+        </w:rPr>
+        <w:t>Tanlov fanlari mazmunini shakllantirishda axborot texnologiyalari sohasidagi zamonaviy tendensiyalar, mehnat bozori talablari va talabalar ehtiyojlari hisobga olinsin.</w:t>
+      </w:r>
+    </w:p>
+    <w:p>
+      <w:pPr>
+        <w:pStyle w:val="a5"/>
+        <w:ind w:firstLine="426"/>
+        <w:jc w:val="both"/>
+        <w:rPr>
+          <w:rFonts w:ascii="Times New Roman" w:hAnsi="Times New Roman" w:cs="Times New Roman"/>
+          <w:sz w:val="28"/>
+          <w:szCs w:val="28"/>
+          <w:lang w:val="en-US" w:eastAsia="ru-RU"/>
+        </w:rPr>
+      </w:pPr>
+      <w:r>
+        <w:rPr>
+          <w:rFonts w:ascii="Times New Roman" w:hAnsi="Times New Roman" w:cs="Times New Roman"/>
+          <w:sz w:val="28"/>
+          <w:szCs w:val="28"/>
+          <w:lang w:val="en-US" w:eastAsia="ru-RU"/>
+        </w:rPr>
+        <w:t>Kafedralar o'quv rejalari va fanlar ishchi dasturlarini ko'rib chiqsin hamda nazariy bilimlarni amaliy tayyorgarlik bilan integratsiyalash bo'yicha tegishli takliflar ishlab chiqsin.</w:t>
+      </w:r>
+    </w:p>
+    <w:p>
+      <w:pPr>
+        <w:pStyle w:val="a5"/>
+        <w:ind w:firstLine="426"/>
+        <w:jc w:val="both"/>
+        <w:rPr>
+          <w:rFonts w:ascii="Times New Roman" w:hAnsi="Times New Roman" w:cs="Times New Roman"/>
+          <w:sz w:val="28"/>
+          <w:szCs w:val="28"/>
+          <w:lang w:val="en-US" w:eastAsia="ru-RU"/>
+        </w:rPr>
+      </w:pPr>
+      <w:r>
+        <w:rPr>
+          <w:rFonts w:ascii="Times New Roman" w:hAnsi="Times New Roman" w:cs="Times New Roman"/>
+          <w:sz w:val="28"/>
+          <w:szCs w:val="28"/>
+          <w:lang w:val="en-US" w:eastAsia="ru-RU"/>
+        </w:rPr>
+        <w:t>Dasturlash, kompyuter muhandisligi, dasturiy ta'minot muhandisligi, sun'iy intellekt va zamonaviy raqamli texnologiyalar bo'yicha talabalarning amaliy kompetensiyalarini rivojlantirishga qaratilgan fan va tadbirlarga alohida e'tibor qaratilsin.</w:t>
+      </w:r>
+    </w:p>
+    <w:p>
+      <w:pPr>
+        <w:pStyle w:val="a5"/>
+        <w:ind w:firstLine="426"/>
+        <w:jc w:val="both"/>
+        <w:rPr>
+          <w:rFonts w:ascii="Times New Roman" w:hAnsi="Times New Roman" w:cs="Times New Roman"/>
+          <w:sz w:val="28"/>
+          <w:szCs w:val="28"/>
+          <w:lang w:val="en-US" w:eastAsia="ru-RU"/>
+        </w:rPr>
+      </w:pPr>
+      <w:r>
+        <w:rPr>
+          <w:rFonts w:ascii="Times New Roman" w:hAnsi="Times New Roman" w:cs="Times New Roman"/>
+          <w:sz w:val="28"/>
+          <w:szCs w:val="28"/>
+          <w:lang w:val="en-US" w:eastAsia="ru-RU"/>
+        </w:rPr>
+        <w:t>Ish beruvchilar, sobiq bitiruvchilar va talabalar vakillarining Kengash muhokamasi va ovoz berishda ishtirok etishi qayd etilsin.</w:t>
+      </w:r>
+    </w:p>
+    <w:p>
+      <w:pPr>
+        <w:pStyle w:val="a5"/>
+        <w:ind w:firstLine="426"/>
+        <w:jc w:val="both"/>
+        <w:rPr>
+          <w:rFonts w:ascii="Times New Roman" w:hAnsi="Times New Roman" w:cs="Times New Roman"/>
+          <w:sz w:val="28"/>
+          <w:szCs w:val="28"/>
+          <w:lang w:val="en-US" w:eastAsia="ru-RU"/>
+        </w:rPr>
+      </w:pPr>
+      <w:r>
+        <w:rPr>
+          <w:rFonts w:ascii="Times New Roman" w:hAnsi="Times New Roman" w:cs="Times New Roman"/>
+          <w:sz w:val="28"/>
+          <w:szCs w:val="28"/>
+          <w:lang w:val="en-US" w:eastAsia="ru-RU"/>
+        </w:rPr>
+        <w:t>Ushbu qarorlar ijrosini nazorat qilish fakultet dekani Djumayev F.T.ga yuklatilsin.</w:t>
+      </w:r>
+    </w:p>
+    <w:p>
+      <w:pPr>
+        <w:pStyle w:val="a5"/>
+        <w:ind w:firstLine="426"/>
+        <w:jc w:val="both"/>
+        <w:rPr>
+          <w:rFonts w:ascii="Times New Roman" w:hAnsi="Times New Roman" w:cs="Times New Roman"/>
+          <w:sz w:val="28"/>
+          <w:szCs w:val="28"/>
+          <w:lang w:val="en-US" w:eastAsia="ru-RU"/>
+        </w:rPr>
+      </w:pPr>
+      <w:r>
+        <w:rPr>
+          <w:rFonts w:ascii="Times New Roman" w:hAnsi="Times New Roman" w:cs="Times New Roman"/>
+          <w:sz w:val="28"/>
+          <w:szCs w:val="28"/>
+          <w:lang w:val="en-US" w:eastAsia="ru-RU"/>
+        </w:rPr>
+        <w:t>Ovoz berish natijalari:</w:t>
+      </w:r>
+    </w:p>
+    <w:p>
+      <w:pPr>
+        <w:pStyle w:val="a5"/>
+        <w:ind w:firstLine="426"/>
+        <w:jc w:val="both"/>
+        <w:rPr>
+          <w:rFonts w:ascii="Times New Roman" w:hAnsi="Times New Roman" w:cs="Times New Roman"/>
+          <w:sz w:val="28"/>
+          <w:szCs w:val="28"/>
+          <w:lang w:val="en-US" w:eastAsia="ru-RU"/>
+        </w:rPr>
+      </w:pPr>
+      <w:r>
+        <w:rPr>
+          <w:rFonts w:ascii="Times New Roman" w:hAnsi="Times New Roman" w:cs="Times New Roman"/>
+          <w:sz w:val="28"/>
+          <w:szCs w:val="28"/>
+          <w:lang w:val="en-US" w:eastAsia="ru-RU"/>
+        </w:rPr>
+        <w:t>Yoqlagan — ___</w:t>
         <w:br/>
-        <w:t xml:space="preserve">Against — ___</w:t>
+        <w:t>Qarshi — ___</w:t>
         <w:br/>
-        <w:t xml:space="preserve">Abstained — ___</w:t>
-      </w:r>
-    </w:p>
-    <w:p>
-      <w:pPr>
-        <w:pStyle w:val="a5"/>
-        <w:ind w:firstLine="426"/>
-        <w:jc w:val="both"/>
-        <w:rPr>
-          <w:rFonts w:ascii="Times New Roman" w:hAnsi="Times New Roman" w:cs="Times New Roman"/>
-          <w:sz w:val="28"/>
-          <w:szCs w:val="28"/>
-          <w:lang w:val="en-US" w:eastAsia="ru-RU"/>
-        </w:rPr>
-      </w:pPr>
-      <w:r>
-        <w:rPr>
-          <w:rFonts w:ascii="Times New Roman" w:hAnsi="Times New Roman" w:cs="Times New Roman"/>
-          <w:sz w:val="28"/>
-          <w:szCs w:val="28"/>
-          <w:lang w:val="en-US" w:eastAsia="ru-RU"/>
-        </w:rPr>
-        <w:t xml:space="preserve">Chairperson of the meeting: ____________ Djumayev F.T.</w:t>
-      </w:r>
-    </w:p>
-    <w:p>
-      <w:pPr>
-        <w:pStyle w:val="a5"/>
-        <w:ind w:firstLine="426"/>
-        <w:jc w:val="both"/>
-        <w:rPr>
-          <w:rFonts w:ascii="Times New Roman" w:hAnsi="Times New Roman" w:cs="Times New Roman"/>
-          <w:sz w:val="28"/>
-          <w:szCs w:val="28"/>
-          <w:lang w:val="en-US" w:eastAsia="ru-RU"/>
-        </w:rPr>
-      </w:pPr>
-      <w:r>
-        <w:rPr>
-          <w:rFonts w:ascii="Times New Roman" w:hAnsi="Times New Roman" w:cs="Times New Roman"/>
-          <w:sz w:val="28"/>
-          <w:szCs w:val="28"/>
-          <w:lang w:val="en-US" w:eastAsia="ru-RU"/>
-        </w:rPr>
-        <w:t xml:space="preserve">Secretary of the meeting: ____________ Abdullayev B.P.</w:t>
+        <w:t>Betaraf — ___</w:t>
+      </w:r>
+    </w:p>
+    <w:p>
+      <w:pPr>
+        <w:pStyle w:val="a5"/>
+        <w:ind w:firstLine="426"/>
+        <w:jc w:val="both"/>
+        <w:rPr>
+          <w:rFonts w:ascii="Times New Roman" w:hAnsi="Times New Roman" w:cs="Times New Roman"/>
+          <w:sz w:val="28"/>
+          <w:szCs w:val="28"/>
+          <w:lang w:val="en-US" w:eastAsia="ru-RU"/>
+        </w:rPr>
+      </w:pPr>
+      <w:r>
+        <w:rPr>
+          <w:rFonts w:ascii="Times New Roman" w:hAnsi="Times New Roman" w:cs="Times New Roman"/>
+          <w:sz w:val="28"/>
+          <w:szCs w:val="28"/>
+          <w:lang w:val="en-US" w:eastAsia="ru-RU"/>
+        </w:rPr>
+        <w:t>Yig'ilish raisi: ____________ Djumayev F.T.</w:t>
+      </w:r>
+    </w:p>
+    <w:p>
+      <w:pPr>
+        <w:pStyle w:val="a5"/>
+        <w:ind w:firstLine="426"/>
+        <w:jc w:val="both"/>
+        <w:rPr>
+          <w:rFonts w:ascii="Times New Roman" w:hAnsi="Times New Roman" w:cs="Times New Roman"/>
+          <w:sz w:val="28"/>
+          <w:szCs w:val="28"/>
+          <w:lang w:val="en-US" w:eastAsia="ru-RU"/>
+        </w:rPr>
+      </w:pPr>
+      <w:r>
+        <w:rPr>
+          <w:rFonts w:ascii="Times New Roman" w:hAnsi="Times New Roman" w:cs="Times New Roman"/>
+          <w:sz w:val="28"/>
+          <w:szCs w:val="28"/>
+          <w:lang w:val="en-US" w:eastAsia="ru-RU"/>
+        </w:rPr>
+        <w:t>Yig'ilish kotibi: ____________ Abdullayev B.P.</w:t>
       </w:r>
     </w:p>
     <w:p>
@@ -1183,33 +1144,7 @@
 </w:document>
 </file>
 
-<file path=word\fontTable.xml><?xml version="1.0" encoding="utf-8"?>
-<w:fonts xmlns:mc="http://schemas.openxmlformats.org/markup-compatibility/2006" xmlns:r="http://schemas.openxmlformats.org/officeDocument/2006/relationships" xmlns:w="http://schemas.openxmlformats.org/wordprocessingml/2006/main" xmlns:w14="http://schemas.microsoft.com/office/word/2010/wordml" xmlns:w15="http://schemas.microsoft.com/office/word/2012/wordml" mc:Ignorable="w14 w15">
-  <w:font w:name="Calibri">
-    <w:panose1 w:val="020F0502020204030204"/>
-    <w:charset w:val="CC"/>
-    <w:family w:val="swiss"/>
-    <w:pitch w:val="variable"/>
-    <w:sig w:usb0="E4002EFF" w:usb1="C000247B" w:usb2="00000009" w:usb3="00000000" w:csb0="000001FF" w:csb1="00000000"/>
-  </w:font>
-  <w:font w:name="Times New Roman">
-    <w:panose1 w:val="02020603050405020304"/>
-    <w:charset w:val="CC"/>
-    <w:family w:val="roman"/>
-    <w:pitch w:val="variable"/>
-    <w:sig w:usb0="E0002EFF" w:usb1="C000785B" w:usb2="00000009" w:usb3="00000000" w:csb0="000001FF" w:csb1="00000000"/>
-  </w:font>
-  <w:font w:name="Calibri Light">
-    <w:panose1 w:val="020F0302020204030204"/>
-    <w:charset w:val="CC"/>
-    <w:family w:val="swiss"/>
-    <w:pitch w:val="variable"/>
-    <w:sig w:usb0="E4002EFF" w:usb1="C000247B" w:usb2="00000009" w:usb3="00000000" w:csb0="000001FF" w:csb1="00000000"/>
-  </w:font>
-</w:fonts>
-</file>
-
-<file path=word\numbering.xml><?xml version="1.0" encoding="utf-8"?>
+<file path=word/numbering.xml><?xml version="1.0" encoding="utf-8"?>
 <w:numbering xmlns:wpc="http://schemas.microsoft.com/office/word/2010/wordprocessingCanvas" xmlns:mc="http://schemas.openxmlformats.org/markup-compatibility/2006" xmlns:o="urn:schemas-microsoft-com:office:office" xmlns:r="http://schemas.openxmlformats.org/officeDocument/2006/relationships" xmlns:m="http://schemas.openxmlformats.org/officeDocument/2006/math" xmlns:v="urn:schemas-microsoft-com:vml" xmlns:wp14="http://schemas.microsoft.com/office/word/2010/wordprocessingDrawing" xmlns:wp="http://schemas.openxmlformats.org/drawingml/2006/wordprocessingDrawing" xmlns:w10="urn:schemas-microsoft-com:office:word" xmlns:w="http://schemas.openxmlformats.org/wordprocessingml/2006/main" xmlns:w14="http://schemas.microsoft.com/office/word/2010/wordml" xmlns:w15="http://schemas.microsoft.com/office/word/2012/wordml" xmlns:wpg="http://schemas.microsoft.com/office/word/2010/wordprocessingGroup" xmlns:wpi="http://schemas.microsoft.com/office/word/2010/wordprocessingInk" xmlns:wne="http://schemas.microsoft.com/office/word/2006/wordml" xmlns:wps="http://schemas.microsoft.com/office/word/2010/wordprocessingShape" mc:Ignorable="w14 w15 wp14">
   <w:abstractNum w:abstractNumId="0" w15:restartNumberingAfterBreak="0">
     <w:nsid w:val="217073D1"/>
@@ -1446,72 +1381,7 @@
 </w:numbering>
 </file>
 
-<file path=word\settings.xml><?xml version="1.0" encoding="utf-8"?>
-<w:settings xmlns:mc="http://schemas.openxmlformats.org/markup-compatibility/2006" xmlns:o="urn:schemas-microsoft-com:office:office" xmlns:r="http://schemas.openxmlformats.org/officeDocument/2006/relationships" xmlns:m="http://schemas.openxmlformats.org/officeDocument/2006/math" xmlns:v="urn:schemas-microsoft-com:vml" xmlns:w10="urn:schemas-microsoft-com:office:word" xmlns:w="http://schemas.openxmlformats.org/wordprocessingml/2006/main" xmlns:w14="http://schemas.microsoft.com/office/word/2010/wordml" xmlns:w15="http://schemas.microsoft.com/office/word/2012/wordml" xmlns:sl="http://schemas.openxmlformats.org/schemaLibrary/2006/main" mc:Ignorable="w14 w15">
-  <w:zoom w:percent="100"/>
-  <w:proofState w:spelling="clean" w:grammar="clean"/>
-  <w:defaultTabStop w:val="708"/>
-  <w:drawingGridHorizontalSpacing w:val="110"/>
-  <w:drawingGridVerticalSpacing w:val="299"/>
-  <w:displayHorizontalDrawingGridEvery w:val="0"/>
-  <w:characterSpacingControl w:val="doNotCompress"/>
-  <w:compat>
-    <w:compatSetting w:name="compatibilityMode" w:uri="http://schemas.microsoft.com/office/word" w:val="15"/>
-    <w:compatSetting w:name="overrideTableStyleFontSizeAndJustification" w:uri="http://schemas.microsoft.com/office/word" w:val="1"/>
-    <w:compatSetting w:name="enableOpenTypeFeatures" w:uri="http://schemas.microsoft.com/office/word" w:val="1"/>
-    <w:compatSetting w:name="doNotFlipMirrorIndents" w:uri="http://schemas.microsoft.com/office/word" w:val="1"/>
-    <w:compatSetting w:name="differentiateMultirowTableHeaders" w:uri="http://schemas.microsoft.com/office/word" w:val="1"/>
-  </w:compat>
-  <w:rsids>
-    <w:rsidRoot w:val="00DB024D"/>
-    <w:rsid w:val="00162F1F"/>
-    <w:rsid w:val="001912DA"/>
-    <w:rsid w:val="001E6B38"/>
-    <w:rsid w:val="00277F1A"/>
-    <w:rsid w:val="002E2BE7"/>
-    <w:rsid w:val="00367C87"/>
-    <w:rsid w:val="0039120F"/>
-    <w:rsid w:val="00745138"/>
-    <w:rsid w:val="007A79B8"/>
-    <w:rsid w:val="007F65CD"/>
-    <w:rsid w:val="009B731B"/>
-    <w:rsid w:val="00DB024D"/>
-    <w:rsid w:val="00DB139F"/>
-    <w:rsid w:val="00DB5F21"/>
-    <w:rsid w:val="00E170AB"/>
-    <w:rsid w:val="00E76E52"/>
-    <w:rsid w:val="00E9107C"/>
-  </w:rsids>
-  <m:mathPr>
-    <m:mathFont m:val="Cambria Math"/>
-    <m:brkBin m:val="before"/>
-    <m:brkBinSub m:val="--"/>
-    <m:smallFrac m:val="0"/>
-    <m:dispDef/>
-    <m:lMargin m:val="0"/>
-    <m:rMargin m:val="0"/>
-    <m:defJc m:val="centerGroup"/>
-    <m:wrapIndent m:val="1440"/>
-    <m:intLim m:val="subSup"/>
-    <m:naryLim m:val="undOvr"/>
-  </m:mathPr>
-  <w:themeFontLang w:val="ru-RU"/>
-  <w:clrSchemeMapping w:bg1="light1" w:t1="dark1" w:bg2="light2" w:t2="dark2" w:accent1="accent1" w:accent2="accent2" w:accent3="accent3" w:accent4="accent4" w:accent5="accent5" w:accent6="accent6" w:hyperlink="hyperlink" w:followedHyperlink="followedHyperlink"/>
-  <w:shapeDefaults>
-    <o:shapedefaults v:ext="edit" spidmax="1026"/>
-    <o:shapelayout v:ext="edit">
-      <o:idmap v:ext="edit" data="1"/>
-    </o:shapelayout>
-  </w:shapeDefaults>
-  <w:decimalSymbol w:val=","/>
-  <w:listSeparator w:val=";"/>
-  <w14:docId w14:val="0B1B46FD"/>
-  <w15:chartTrackingRefBased/>
-  <w15:docId w15:val="{13673247-88E5-44ED-BD3E-92DC7BCB9E04}"/>
-</w:settings>
-</file>
-
-<file path=word\styles.xml><?xml version="1.0" encoding="utf-8"?>
+<file path=word/styles.xml><?xml version="1.0" encoding="utf-8"?>
 <w:styles xmlns:mc="http://schemas.openxmlformats.org/markup-compatibility/2006" xmlns:r="http://schemas.openxmlformats.org/officeDocument/2006/relationships" xmlns:w="http://schemas.openxmlformats.org/wordprocessingml/2006/main" xmlns:w14="http://schemas.microsoft.com/office/word/2010/wordml" xmlns:w15="http://schemas.microsoft.com/office/word/2012/wordml" mc:Ignorable="w14 w15">
   <w:docDefaults>
     <w:rPrDefault>
@@ -2079,7 +1949,7 @@
 </w:styles>
 </file>
 
-<file path=word\theme\theme1.xml><?xml version="1.0" encoding="utf-8"?>
+<file path=word/theme/theme1.xml><?xml version="1.0" encoding="utf-8"?>
 <a:theme xmlns:a="http://schemas.openxmlformats.org/drawingml/2006/main" name="Тема Office">
   <a:themeElements>
     <a:clrScheme name="Стандартная">
@@ -2372,26 +2242,4 @@
     </a:ext>
   </a:extLst>
 </a:theme>
-</file>
-
-<file path=word\webSettings.xml><?xml version="1.0" encoding="utf-8"?>
-<w:webSettings xmlns:mc="http://schemas.openxmlformats.org/markup-compatibility/2006" xmlns:r="http://schemas.openxmlformats.org/officeDocument/2006/relationships" xmlns:w="http://schemas.openxmlformats.org/wordprocessingml/2006/main" xmlns:w14="http://schemas.microsoft.com/office/word/2010/wordml" xmlns:w15="http://schemas.microsoft.com/office/word/2012/wordml" mc:Ignorable="w14 w15">
-  <w:divs>
-    <w:div w:id="419641455">
-      <w:bodyDiv w:val="1"/>
-      <w:marLeft w:val="0"/>
-      <w:marRight w:val="0"/>
-      <w:marTop w:val="0"/>
-      <w:marBottom w:val="0"/>
-      <w:divBdr>
-        <w:top w:val="none" w:sz="0" w:space="0" w:color="auto"/>
-        <w:left w:val="none" w:sz="0" w:space="0" w:color="auto"/>
-        <w:bottom w:val="none" w:sz="0" w:space="0" w:color="auto"/>
-        <w:right w:val="none" w:sz="0" w:space="0" w:color="auto"/>
-      </w:divBdr>
-    </w:div>
-  </w:divs>
-  <w:optimizeForBrowser/>
-  <w:allowPNG/>
-</w:webSettings>
 </file>